--- a/Report/template/Module02/VAPOR.docx
+++ b/Report/template/Module02/VAPOR.docx
@@ -33,8 +33,6 @@
         </w:rPr>
         <w:t>年际变化</w:t>
       </w:r>
-      <w:bookmarkStart w:id="0" w:name="_GoBack"/>
-      <w:bookmarkEnd w:id="0"/>
     </w:p>
     <w:p>
       <w:pPr>
@@ -256,7 +254,807 @@
           <w:szCs w:val="24"/>
           <w:lang w:val="en-US" w:eastAsia="zh-CN"/>
         </w:rPr>
-        <w:t>hPa。历年的年平均</w:t>
+        <w:t>hPa。{{average_</w:t>
+      </w:r>
+      <w:r>
+        <w:rPr>
+          <w:rFonts w:hint="eastAsia" w:cs="Times New Roman"/>
+          <w:color w:val="000000"/>
+          <w:sz w:val="24"/>
+          <w:szCs w:val="24"/>
+          <w:lang w:val="en-US" w:eastAsia="zh-CN"/>
+        </w:rPr>
+        <w:t>vapor</w:t>
+      </w:r>
+      <w:r>
+        <w:rPr>
+          <w:rFonts w:hint="default" w:ascii="Times New Roman" w:hAnsi="Times New Roman" w:eastAsia="仿宋" w:cs="Times New Roman"/>
+          <w:color w:val="000000"/>
+          <w:sz w:val="24"/>
+          <w:szCs w:val="24"/>
+          <w:lang w:val="en-US" w:eastAsia="zh-CN"/>
+        </w:rPr>
+        <w:t>_</w:t>
+      </w:r>
+      <w:r>
+        <w:rPr>
+          <w:rFonts w:hint="eastAsia" w:cs="Times New Roman"/>
+          <w:color w:val="000000"/>
+          <w:sz w:val="24"/>
+          <w:szCs w:val="24"/>
+          <w:lang w:val="en-US" w:eastAsia="zh-CN"/>
+        </w:rPr>
+        <w:t>2</w:t>
+      </w:r>
+      <w:r>
+        <w:rPr>
+          <w:rFonts w:hint="default" w:ascii="Times New Roman" w:hAnsi="Times New Roman" w:eastAsia="仿宋" w:cs="Times New Roman"/>
+          <w:color w:val="000000"/>
+          <w:sz w:val="24"/>
+          <w:szCs w:val="24"/>
+          <w:lang w:val="en-US" w:eastAsia="zh-CN"/>
+        </w:rPr>
+        <w:t>_year}}年</w:t>
+      </w:r>
+      <w:r>
+        <w:rPr>
+          <w:rFonts w:hint="eastAsia" w:cs="Times New Roman"/>
+          <w:color w:val="000000"/>
+          <w:sz w:val="24"/>
+          <w:szCs w:val="24"/>
+          <w:lang w:val="en-US" w:eastAsia="zh-CN"/>
+        </w:rPr>
+        <w:t>平均水汽压最高，为</w:t>
+      </w:r>
+      <w:r>
+        <w:rPr>
+          <w:rFonts w:hint="default" w:ascii="Times New Roman" w:hAnsi="Times New Roman" w:eastAsia="仿宋" w:cs="Times New Roman"/>
+          <w:color w:val="000000"/>
+          <w:sz w:val="24"/>
+          <w:szCs w:val="24"/>
+          <w:lang w:val="en-US" w:eastAsia="zh-CN"/>
+        </w:rPr>
+        <w:t>{{average_</w:t>
+      </w:r>
+      <w:r>
+        <w:rPr>
+          <w:rFonts w:hint="eastAsia" w:cs="Times New Roman"/>
+          <w:color w:val="000000"/>
+          <w:sz w:val="24"/>
+          <w:szCs w:val="24"/>
+          <w:lang w:val="en-US" w:eastAsia="zh-CN"/>
+        </w:rPr>
+        <w:t>vapor</w:t>
+      </w:r>
+      <w:r>
+        <w:rPr>
+          <w:rFonts w:hint="default" w:ascii="Times New Roman" w:hAnsi="Times New Roman" w:eastAsia="仿宋" w:cs="Times New Roman"/>
+          <w:color w:val="000000"/>
+          <w:sz w:val="24"/>
+          <w:szCs w:val="24"/>
+          <w:lang w:val="en-US" w:eastAsia="zh-CN"/>
+        </w:rPr>
+        <w:t>_</w:t>
+      </w:r>
+      <w:r>
+        <w:rPr>
+          <w:rFonts w:hint="eastAsia" w:cs="Times New Roman"/>
+          <w:color w:val="000000"/>
+          <w:sz w:val="24"/>
+          <w:szCs w:val="24"/>
+          <w:lang w:val="en-US" w:eastAsia="zh-CN"/>
+        </w:rPr>
+        <w:t>2</w:t>
+      </w:r>
+      <w:r>
+        <w:rPr>
+          <w:rFonts w:hint="default" w:ascii="Times New Roman" w:hAnsi="Times New Roman" w:eastAsia="仿宋" w:cs="Times New Roman"/>
+          <w:color w:val="000000"/>
+          <w:sz w:val="24"/>
+          <w:szCs w:val="24"/>
+          <w:lang w:val="en-US" w:eastAsia="zh-CN"/>
+        </w:rPr>
+        <w:t>}}</w:t>
+      </w:r>
+      <w:r>
+        <w:rPr>
+          <w:rFonts w:hint="eastAsia" w:cs="Times New Roman"/>
+          <w:color w:val="000000"/>
+          <w:sz w:val="24"/>
+          <w:szCs w:val="24"/>
+          <w:lang w:val="en-US" w:eastAsia="zh-CN"/>
+        </w:rPr>
+        <w:t>hPa，</w:t>
+      </w:r>
+      <w:r>
+        <w:rPr>
+          <w:rFonts w:hint="default" w:ascii="Times New Roman" w:hAnsi="Times New Roman" w:eastAsia="仿宋" w:cs="Times New Roman"/>
+          <w:color w:val="000000"/>
+          <w:sz w:val="24"/>
+          <w:szCs w:val="24"/>
+          <w:lang w:val="en-US" w:eastAsia="zh-CN"/>
+        </w:rPr>
+        <w:t>{{average_</w:t>
+      </w:r>
+      <w:r>
+        <w:rPr>
+          <w:rFonts w:hint="eastAsia" w:cs="Times New Roman"/>
+          <w:color w:val="000000"/>
+          <w:sz w:val="24"/>
+          <w:szCs w:val="24"/>
+          <w:lang w:val="en-US" w:eastAsia="zh-CN"/>
+        </w:rPr>
+        <w:t>vapor</w:t>
+      </w:r>
+      <w:r>
+        <w:rPr>
+          <w:rFonts w:hint="default" w:ascii="Times New Roman" w:hAnsi="Times New Roman" w:eastAsia="仿宋" w:cs="Times New Roman"/>
+          <w:color w:val="000000"/>
+          <w:sz w:val="24"/>
+          <w:szCs w:val="24"/>
+          <w:lang w:val="en-US" w:eastAsia="zh-CN"/>
+        </w:rPr>
+        <w:t>_</w:t>
+      </w:r>
+      <w:r>
+        <w:rPr>
+          <w:rFonts w:hint="eastAsia" w:cs="Times New Roman"/>
+          <w:color w:val="000000"/>
+          <w:sz w:val="24"/>
+          <w:szCs w:val="24"/>
+          <w:lang w:val="en-US" w:eastAsia="zh-CN"/>
+        </w:rPr>
+        <w:t>1</w:t>
+      </w:r>
+      <w:r>
+        <w:rPr>
+          <w:rFonts w:hint="default" w:ascii="Times New Roman" w:hAnsi="Times New Roman" w:eastAsia="仿宋" w:cs="Times New Roman"/>
+          <w:color w:val="000000"/>
+          <w:sz w:val="24"/>
+          <w:szCs w:val="24"/>
+          <w:lang w:val="en-US" w:eastAsia="zh-CN"/>
+        </w:rPr>
+        <w:t>_year}}年</w:t>
+      </w:r>
+      <w:r>
+        <w:rPr>
+          <w:rFonts w:hint="eastAsia" w:cs="Times New Roman"/>
+          <w:color w:val="000000"/>
+          <w:sz w:val="24"/>
+          <w:szCs w:val="24"/>
+          <w:lang w:val="en-US" w:eastAsia="zh-CN"/>
+        </w:rPr>
+        <w:t>平均水汽压最低，为</w:t>
+      </w:r>
+      <w:r>
+        <w:rPr>
+          <w:rFonts w:hint="default" w:ascii="Times New Roman" w:hAnsi="Times New Roman" w:eastAsia="仿宋" w:cs="Times New Roman"/>
+          <w:color w:val="000000"/>
+          <w:sz w:val="24"/>
+          <w:szCs w:val="24"/>
+          <w:lang w:val="en-US" w:eastAsia="zh-CN"/>
+        </w:rPr>
+        <w:t>{{average_</w:t>
+      </w:r>
+      <w:r>
+        <w:rPr>
+          <w:rFonts w:hint="eastAsia" w:cs="Times New Roman"/>
+          <w:color w:val="000000"/>
+          <w:sz w:val="24"/>
+          <w:szCs w:val="24"/>
+          <w:lang w:val="en-US" w:eastAsia="zh-CN"/>
+        </w:rPr>
+        <w:t>vapor</w:t>
+      </w:r>
+      <w:r>
+        <w:rPr>
+          <w:rFonts w:hint="default" w:ascii="Times New Roman" w:hAnsi="Times New Roman" w:eastAsia="仿宋" w:cs="Times New Roman"/>
+          <w:color w:val="000000"/>
+          <w:sz w:val="24"/>
+          <w:szCs w:val="24"/>
+          <w:lang w:val="en-US" w:eastAsia="zh-CN"/>
+        </w:rPr>
+        <w:t>_</w:t>
+      </w:r>
+      <w:r>
+        <w:rPr>
+          <w:rFonts w:hint="eastAsia" w:cs="Times New Roman"/>
+          <w:color w:val="000000"/>
+          <w:sz w:val="24"/>
+          <w:szCs w:val="24"/>
+          <w:lang w:val="en-US" w:eastAsia="zh-CN"/>
+        </w:rPr>
+        <w:t>1</w:t>
+      </w:r>
+      <w:r>
+        <w:rPr>
+          <w:rFonts w:hint="default" w:ascii="Times New Roman" w:hAnsi="Times New Roman" w:eastAsia="仿宋" w:cs="Times New Roman"/>
+          <w:color w:val="000000"/>
+          <w:sz w:val="24"/>
+          <w:szCs w:val="24"/>
+          <w:lang w:val="en-US" w:eastAsia="zh-CN"/>
+        </w:rPr>
+        <w:t>}}</w:t>
+      </w:r>
+      <w:r>
+        <w:rPr>
+          <w:rFonts w:hint="eastAsia" w:cs="Times New Roman"/>
+          <w:color w:val="000000"/>
+          <w:sz w:val="24"/>
+          <w:szCs w:val="24"/>
+          <w:lang w:val="en-US" w:eastAsia="zh-CN"/>
+        </w:rPr>
+        <w:t>hPa（图1）。</w:t>
+      </w:r>
+      <w:r>
+        <w:rPr>
+          <w:rFonts w:hint="default" w:ascii="Times New Roman" w:hAnsi="Times New Roman" w:eastAsia="仿宋" w:cs="Times New Roman"/>
+          <w:color w:val="000000"/>
+          <w:sz w:val="24"/>
+          <w:szCs w:val="24"/>
+          <w:lang w:val="en-US" w:eastAsia="zh-CN"/>
+        </w:rPr>
+        <w:t>{{max_</w:t>
+      </w:r>
+      <w:r>
+        <w:rPr>
+          <w:rFonts w:hint="eastAsia" w:cs="Times New Roman"/>
+          <w:color w:val="000000"/>
+          <w:sz w:val="24"/>
+          <w:szCs w:val="24"/>
+          <w:lang w:val="en-US" w:eastAsia="zh-CN"/>
+        </w:rPr>
+        <w:t>vapor</w:t>
+      </w:r>
+      <w:r>
+        <w:rPr>
+          <w:rFonts w:hint="default" w:ascii="Times New Roman" w:hAnsi="Times New Roman" w:eastAsia="仿宋" w:cs="Times New Roman"/>
+          <w:color w:val="000000"/>
+          <w:sz w:val="24"/>
+          <w:szCs w:val="24"/>
+          <w:lang w:val="en-US" w:eastAsia="zh-CN"/>
+        </w:rPr>
+        <w:t>_</w:t>
+      </w:r>
+      <w:r>
+        <w:rPr>
+          <w:rFonts w:hint="eastAsia" w:cs="Times New Roman"/>
+          <w:color w:val="000000"/>
+          <w:sz w:val="24"/>
+          <w:szCs w:val="24"/>
+          <w:lang w:val="en-US" w:eastAsia="zh-CN"/>
+        </w:rPr>
+        <w:t>2</w:t>
+      </w:r>
+      <w:r>
+        <w:rPr>
+          <w:rFonts w:hint="default" w:ascii="Times New Roman" w:hAnsi="Times New Roman" w:eastAsia="仿宋" w:cs="Times New Roman"/>
+          <w:color w:val="000000"/>
+          <w:sz w:val="24"/>
+          <w:szCs w:val="24"/>
+          <w:lang w:val="en-US" w:eastAsia="zh-CN"/>
+        </w:rPr>
+        <w:t>_year}}年</w:t>
+      </w:r>
+      <w:r>
+        <w:rPr>
+          <w:rFonts w:hint="eastAsia" w:cs="Times New Roman"/>
+          <w:color w:val="000000"/>
+          <w:sz w:val="24"/>
+          <w:szCs w:val="24"/>
+          <w:lang w:val="en-US" w:eastAsia="zh-CN"/>
+        </w:rPr>
+        <w:t>平均</w:t>
+      </w:r>
+      <w:r>
+        <w:rPr>
+          <w:rFonts w:hint="default" w:ascii="Times New Roman" w:hAnsi="Times New Roman" w:eastAsia="仿宋" w:cs="Times New Roman"/>
+          <w:color w:val="000000"/>
+          <w:sz w:val="24"/>
+          <w:szCs w:val="24"/>
+          <w:lang w:val="en-US" w:eastAsia="zh-CN"/>
+        </w:rPr>
+        <w:t>最高</w:t>
+      </w:r>
+      <w:r>
+        <w:rPr>
+          <w:rFonts w:hint="eastAsia" w:cs="Times New Roman"/>
+          <w:color w:val="000000"/>
+          <w:sz w:val="24"/>
+          <w:szCs w:val="24"/>
+          <w:lang w:val="en-US" w:eastAsia="zh-CN"/>
+        </w:rPr>
+        <w:t>水汽压最高，为</w:t>
+      </w:r>
+      <w:r>
+        <w:rPr>
+          <w:rFonts w:hint="default" w:ascii="Times New Roman" w:hAnsi="Times New Roman" w:eastAsia="仿宋" w:cs="Times New Roman"/>
+          <w:color w:val="000000"/>
+          <w:sz w:val="24"/>
+          <w:szCs w:val="24"/>
+          <w:lang w:val="en-US" w:eastAsia="zh-CN"/>
+        </w:rPr>
+        <w:t>{{max_</w:t>
+      </w:r>
+      <w:r>
+        <w:rPr>
+          <w:rFonts w:hint="eastAsia" w:cs="Times New Roman"/>
+          <w:color w:val="000000"/>
+          <w:sz w:val="24"/>
+          <w:szCs w:val="24"/>
+          <w:lang w:val="en-US" w:eastAsia="zh-CN"/>
+        </w:rPr>
+        <w:t>vapor</w:t>
+      </w:r>
+      <w:r>
+        <w:rPr>
+          <w:rFonts w:hint="default" w:ascii="Times New Roman" w:hAnsi="Times New Roman" w:eastAsia="仿宋" w:cs="Times New Roman"/>
+          <w:color w:val="000000"/>
+          <w:sz w:val="24"/>
+          <w:szCs w:val="24"/>
+          <w:lang w:val="en-US" w:eastAsia="zh-CN"/>
+        </w:rPr>
+        <w:t>_</w:t>
+      </w:r>
+      <w:r>
+        <w:rPr>
+          <w:rFonts w:hint="eastAsia" w:cs="Times New Roman"/>
+          <w:color w:val="000000"/>
+          <w:sz w:val="24"/>
+          <w:szCs w:val="24"/>
+          <w:lang w:val="en-US" w:eastAsia="zh-CN"/>
+        </w:rPr>
+        <w:t>2</w:t>
+      </w:r>
+      <w:r>
+        <w:rPr>
+          <w:rFonts w:hint="default" w:ascii="Times New Roman" w:hAnsi="Times New Roman" w:eastAsia="仿宋" w:cs="Times New Roman"/>
+          <w:color w:val="000000"/>
+          <w:sz w:val="24"/>
+          <w:szCs w:val="24"/>
+          <w:lang w:val="en-US" w:eastAsia="zh-CN"/>
+        </w:rPr>
+        <w:t>}}</w:t>
+      </w:r>
+      <w:r>
+        <w:rPr>
+          <w:rFonts w:hint="eastAsia" w:cs="Times New Roman"/>
+          <w:color w:val="000000"/>
+          <w:sz w:val="24"/>
+          <w:szCs w:val="24"/>
+          <w:lang w:val="en-US" w:eastAsia="zh-CN"/>
+        </w:rPr>
+        <w:t>hPa，</w:t>
+      </w:r>
+      <w:r>
+        <w:rPr>
+          <w:rFonts w:hint="default" w:ascii="Times New Roman" w:hAnsi="Times New Roman" w:eastAsia="仿宋" w:cs="Times New Roman"/>
+          <w:color w:val="000000"/>
+          <w:sz w:val="24"/>
+          <w:szCs w:val="24"/>
+          <w:lang w:val="en-US" w:eastAsia="zh-CN"/>
+        </w:rPr>
+        <w:t>{{max_</w:t>
+      </w:r>
+      <w:r>
+        <w:rPr>
+          <w:rFonts w:hint="eastAsia" w:cs="Times New Roman"/>
+          <w:color w:val="000000"/>
+          <w:sz w:val="24"/>
+          <w:szCs w:val="24"/>
+          <w:lang w:val="en-US" w:eastAsia="zh-CN"/>
+        </w:rPr>
+        <w:t>vapor</w:t>
+      </w:r>
+      <w:r>
+        <w:rPr>
+          <w:rFonts w:hint="default" w:ascii="Times New Roman" w:hAnsi="Times New Roman" w:eastAsia="仿宋" w:cs="Times New Roman"/>
+          <w:color w:val="000000"/>
+          <w:sz w:val="24"/>
+          <w:szCs w:val="24"/>
+          <w:lang w:val="en-US" w:eastAsia="zh-CN"/>
+        </w:rPr>
+        <w:t>_</w:t>
+      </w:r>
+      <w:r>
+        <w:rPr>
+          <w:rFonts w:hint="eastAsia" w:cs="Times New Roman"/>
+          <w:color w:val="000000"/>
+          <w:sz w:val="24"/>
+          <w:szCs w:val="24"/>
+          <w:lang w:val="en-US" w:eastAsia="zh-CN"/>
+        </w:rPr>
+        <w:t>1</w:t>
+      </w:r>
+      <w:r>
+        <w:rPr>
+          <w:rFonts w:hint="default" w:ascii="Times New Roman" w:hAnsi="Times New Roman" w:eastAsia="仿宋" w:cs="Times New Roman"/>
+          <w:color w:val="000000"/>
+          <w:sz w:val="24"/>
+          <w:szCs w:val="24"/>
+          <w:lang w:val="en-US" w:eastAsia="zh-CN"/>
+        </w:rPr>
+        <w:t>_year}}年</w:t>
+      </w:r>
+      <w:r>
+        <w:rPr>
+          <w:rFonts w:hint="eastAsia" w:cs="Times New Roman"/>
+          <w:color w:val="000000"/>
+          <w:sz w:val="24"/>
+          <w:szCs w:val="24"/>
+          <w:lang w:val="en-US" w:eastAsia="zh-CN"/>
+        </w:rPr>
+        <w:t>平均</w:t>
+      </w:r>
+      <w:r>
+        <w:rPr>
+          <w:rFonts w:hint="default" w:ascii="Times New Roman" w:hAnsi="Times New Roman" w:eastAsia="仿宋" w:cs="Times New Roman"/>
+          <w:color w:val="000000"/>
+          <w:sz w:val="24"/>
+          <w:szCs w:val="24"/>
+          <w:lang w:val="en-US" w:eastAsia="zh-CN"/>
+        </w:rPr>
+        <w:t>最高</w:t>
+      </w:r>
+      <w:r>
+        <w:rPr>
+          <w:rFonts w:hint="eastAsia" w:cs="Times New Roman"/>
+          <w:color w:val="000000"/>
+          <w:sz w:val="24"/>
+          <w:szCs w:val="24"/>
+          <w:lang w:val="en-US" w:eastAsia="zh-CN"/>
+        </w:rPr>
+        <w:t>水汽压最低，为</w:t>
+      </w:r>
+      <w:r>
+        <w:rPr>
+          <w:rFonts w:hint="default" w:ascii="Times New Roman" w:hAnsi="Times New Roman" w:eastAsia="仿宋" w:cs="Times New Roman"/>
+          <w:color w:val="000000"/>
+          <w:sz w:val="24"/>
+          <w:szCs w:val="24"/>
+          <w:lang w:val="en-US" w:eastAsia="zh-CN"/>
+        </w:rPr>
+        <w:t>{{max_</w:t>
+      </w:r>
+      <w:r>
+        <w:rPr>
+          <w:rFonts w:hint="eastAsia" w:cs="Times New Roman"/>
+          <w:color w:val="000000"/>
+          <w:sz w:val="24"/>
+          <w:szCs w:val="24"/>
+          <w:lang w:val="en-US" w:eastAsia="zh-CN"/>
+        </w:rPr>
+        <w:t>vapor</w:t>
+      </w:r>
+      <w:r>
+        <w:rPr>
+          <w:rFonts w:hint="default" w:ascii="Times New Roman" w:hAnsi="Times New Roman" w:eastAsia="仿宋" w:cs="Times New Roman"/>
+          <w:color w:val="000000"/>
+          <w:sz w:val="24"/>
+          <w:szCs w:val="24"/>
+          <w:lang w:val="en-US" w:eastAsia="zh-CN"/>
+        </w:rPr>
+        <w:t>_</w:t>
+      </w:r>
+      <w:r>
+        <w:rPr>
+          <w:rFonts w:hint="eastAsia" w:cs="Times New Roman"/>
+          <w:color w:val="000000"/>
+          <w:sz w:val="24"/>
+          <w:szCs w:val="24"/>
+          <w:lang w:val="en-US" w:eastAsia="zh-CN"/>
+        </w:rPr>
+        <w:t>1</w:t>
+      </w:r>
+      <w:r>
+        <w:rPr>
+          <w:rFonts w:hint="default" w:ascii="Times New Roman" w:hAnsi="Times New Roman" w:eastAsia="仿宋" w:cs="Times New Roman"/>
+          <w:color w:val="000000"/>
+          <w:sz w:val="24"/>
+          <w:szCs w:val="24"/>
+          <w:lang w:val="en-US" w:eastAsia="zh-CN"/>
+        </w:rPr>
+        <w:t>}}</w:t>
+      </w:r>
+      <w:r>
+        <w:rPr>
+          <w:rFonts w:hint="eastAsia" w:cs="Times New Roman"/>
+          <w:color w:val="000000"/>
+          <w:sz w:val="24"/>
+          <w:szCs w:val="24"/>
+          <w:lang w:val="en-US" w:eastAsia="zh-CN"/>
+        </w:rPr>
+        <w:t>hPa（图2）。</w:t>
+      </w:r>
+      <w:r>
+        <w:rPr>
+          <w:rFonts w:hint="default" w:ascii="Times New Roman" w:hAnsi="Times New Roman" w:eastAsia="仿宋" w:cs="Times New Roman"/>
+          <w:color w:val="000000"/>
+          <w:sz w:val="24"/>
+          <w:szCs w:val="24"/>
+          <w:lang w:val="en-US" w:eastAsia="zh-CN"/>
+        </w:rPr>
+        <w:t>{{min_</w:t>
+      </w:r>
+      <w:r>
+        <w:rPr>
+          <w:rFonts w:hint="eastAsia" w:cs="Times New Roman"/>
+          <w:color w:val="000000"/>
+          <w:sz w:val="24"/>
+          <w:szCs w:val="24"/>
+          <w:lang w:val="en-US" w:eastAsia="zh-CN"/>
+        </w:rPr>
+        <w:t>vapor</w:t>
+      </w:r>
+      <w:r>
+        <w:rPr>
+          <w:rFonts w:hint="default" w:ascii="Times New Roman" w:hAnsi="Times New Roman" w:eastAsia="仿宋" w:cs="Times New Roman"/>
+          <w:color w:val="000000"/>
+          <w:sz w:val="24"/>
+          <w:szCs w:val="24"/>
+          <w:lang w:val="en-US" w:eastAsia="zh-CN"/>
+        </w:rPr>
+        <w:t>_</w:t>
+      </w:r>
+      <w:r>
+        <w:rPr>
+          <w:rFonts w:hint="eastAsia" w:cs="Times New Roman"/>
+          <w:color w:val="000000"/>
+          <w:sz w:val="24"/>
+          <w:szCs w:val="24"/>
+          <w:lang w:val="en-US" w:eastAsia="zh-CN"/>
+        </w:rPr>
+        <w:t>2</w:t>
+      </w:r>
+      <w:r>
+        <w:rPr>
+          <w:rFonts w:hint="default" w:ascii="Times New Roman" w:hAnsi="Times New Roman" w:eastAsia="仿宋" w:cs="Times New Roman"/>
+          <w:color w:val="000000"/>
+          <w:sz w:val="24"/>
+          <w:szCs w:val="24"/>
+          <w:lang w:val="en-US" w:eastAsia="zh-CN"/>
+        </w:rPr>
+        <w:t>_year}}年</w:t>
+      </w:r>
+      <w:r>
+        <w:rPr>
+          <w:rFonts w:hint="eastAsia" w:cs="Times New Roman"/>
+          <w:color w:val="000000"/>
+          <w:sz w:val="24"/>
+          <w:szCs w:val="24"/>
+          <w:lang w:val="en-US" w:eastAsia="zh-CN"/>
+        </w:rPr>
+        <w:t>平均</w:t>
+      </w:r>
+      <w:r>
+        <w:rPr>
+          <w:rFonts w:hint="default" w:ascii="Times New Roman" w:hAnsi="Times New Roman" w:eastAsia="仿宋" w:cs="Times New Roman"/>
+          <w:color w:val="000000"/>
+          <w:sz w:val="24"/>
+          <w:szCs w:val="24"/>
+          <w:lang w:val="en-US" w:eastAsia="zh-CN"/>
+        </w:rPr>
+        <w:t>最低</w:t>
+      </w:r>
+      <w:r>
+        <w:rPr>
+          <w:rFonts w:hint="eastAsia" w:cs="Times New Roman"/>
+          <w:color w:val="000000"/>
+          <w:sz w:val="24"/>
+          <w:szCs w:val="24"/>
+          <w:lang w:val="en-US" w:eastAsia="zh-CN"/>
+        </w:rPr>
+        <w:t>水汽压最高，为</w:t>
+      </w:r>
+      <w:r>
+        <w:rPr>
+          <w:rFonts w:hint="default" w:ascii="Times New Roman" w:hAnsi="Times New Roman" w:eastAsia="仿宋" w:cs="Times New Roman"/>
+          <w:color w:val="000000"/>
+          <w:sz w:val="24"/>
+          <w:szCs w:val="24"/>
+          <w:lang w:val="en-US" w:eastAsia="zh-CN"/>
+        </w:rPr>
+        <w:t>{{min_</w:t>
+      </w:r>
+      <w:r>
+        <w:rPr>
+          <w:rFonts w:hint="eastAsia" w:cs="Times New Roman"/>
+          <w:color w:val="000000"/>
+          <w:sz w:val="24"/>
+          <w:szCs w:val="24"/>
+          <w:lang w:val="en-US" w:eastAsia="zh-CN"/>
+        </w:rPr>
+        <w:t>vapor</w:t>
+      </w:r>
+      <w:r>
+        <w:rPr>
+          <w:rFonts w:hint="default" w:ascii="Times New Roman" w:hAnsi="Times New Roman" w:eastAsia="仿宋" w:cs="Times New Roman"/>
+          <w:color w:val="000000"/>
+          <w:sz w:val="24"/>
+          <w:szCs w:val="24"/>
+          <w:lang w:val="en-US" w:eastAsia="zh-CN"/>
+        </w:rPr>
+        <w:t>_</w:t>
+      </w:r>
+      <w:r>
+        <w:rPr>
+          <w:rFonts w:hint="eastAsia" w:cs="Times New Roman"/>
+          <w:color w:val="000000"/>
+          <w:sz w:val="24"/>
+          <w:szCs w:val="24"/>
+          <w:lang w:val="en-US" w:eastAsia="zh-CN"/>
+        </w:rPr>
+        <w:t>2</w:t>
+      </w:r>
+      <w:r>
+        <w:rPr>
+          <w:rFonts w:hint="default" w:ascii="Times New Roman" w:hAnsi="Times New Roman" w:eastAsia="仿宋" w:cs="Times New Roman"/>
+          <w:color w:val="000000"/>
+          <w:sz w:val="24"/>
+          <w:szCs w:val="24"/>
+          <w:lang w:val="en-US" w:eastAsia="zh-CN"/>
+        </w:rPr>
+        <w:t>}}</w:t>
+      </w:r>
+      <w:r>
+        <w:rPr>
+          <w:rFonts w:hint="eastAsia" w:cs="Times New Roman"/>
+          <w:color w:val="000000"/>
+          <w:sz w:val="24"/>
+          <w:szCs w:val="24"/>
+          <w:lang w:val="en-US" w:eastAsia="zh-CN"/>
+        </w:rPr>
+        <w:t>hPa，</w:t>
+      </w:r>
+      <w:r>
+        <w:rPr>
+          <w:rFonts w:hint="default" w:ascii="Times New Roman" w:hAnsi="Times New Roman" w:eastAsia="仿宋" w:cs="Times New Roman"/>
+          <w:color w:val="000000"/>
+          <w:sz w:val="24"/>
+          <w:szCs w:val="24"/>
+          <w:lang w:val="en-US" w:eastAsia="zh-CN"/>
+        </w:rPr>
+        <w:t>{{min_</w:t>
+      </w:r>
+      <w:r>
+        <w:rPr>
+          <w:rFonts w:hint="eastAsia" w:cs="Times New Roman"/>
+          <w:color w:val="000000"/>
+          <w:sz w:val="24"/>
+          <w:szCs w:val="24"/>
+          <w:lang w:val="en-US" w:eastAsia="zh-CN"/>
+        </w:rPr>
+        <w:t>vapor</w:t>
+      </w:r>
+      <w:r>
+        <w:rPr>
+          <w:rFonts w:hint="default" w:ascii="Times New Roman" w:hAnsi="Times New Roman" w:eastAsia="仿宋" w:cs="Times New Roman"/>
+          <w:color w:val="000000"/>
+          <w:sz w:val="24"/>
+          <w:szCs w:val="24"/>
+          <w:lang w:val="en-US" w:eastAsia="zh-CN"/>
+        </w:rPr>
+        <w:t>_</w:t>
+      </w:r>
+      <w:r>
+        <w:rPr>
+          <w:rFonts w:hint="eastAsia" w:cs="Times New Roman"/>
+          <w:color w:val="000000"/>
+          <w:sz w:val="24"/>
+          <w:szCs w:val="24"/>
+          <w:lang w:val="en-US" w:eastAsia="zh-CN"/>
+        </w:rPr>
+        <w:t>1</w:t>
+      </w:r>
+      <w:r>
+        <w:rPr>
+          <w:rFonts w:hint="default" w:ascii="Times New Roman" w:hAnsi="Times New Roman" w:eastAsia="仿宋" w:cs="Times New Roman"/>
+          <w:color w:val="000000"/>
+          <w:sz w:val="24"/>
+          <w:szCs w:val="24"/>
+          <w:lang w:val="en-US" w:eastAsia="zh-CN"/>
+        </w:rPr>
+        <w:t>_year}}年</w:t>
+      </w:r>
+      <w:r>
+        <w:rPr>
+          <w:rFonts w:hint="eastAsia" w:cs="Times New Roman"/>
+          <w:color w:val="000000"/>
+          <w:sz w:val="24"/>
+          <w:szCs w:val="24"/>
+          <w:lang w:val="en-US" w:eastAsia="zh-CN"/>
+        </w:rPr>
+        <w:t>平均</w:t>
+      </w:r>
+      <w:r>
+        <w:rPr>
+          <w:rFonts w:hint="default" w:ascii="Times New Roman" w:hAnsi="Times New Roman" w:eastAsia="仿宋" w:cs="Times New Roman"/>
+          <w:color w:val="000000"/>
+          <w:sz w:val="24"/>
+          <w:szCs w:val="24"/>
+          <w:lang w:val="en-US" w:eastAsia="zh-CN"/>
+        </w:rPr>
+        <w:t>最低</w:t>
+      </w:r>
+      <w:r>
+        <w:rPr>
+          <w:rFonts w:hint="eastAsia" w:cs="Times New Roman"/>
+          <w:color w:val="000000"/>
+          <w:sz w:val="24"/>
+          <w:szCs w:val="24"/>
+          <w:lang w:val="en-US" w:eastAsia="zh-CN"/>
+        </w:rPr>
+        <w:t>水汽压最低，为</w:t>
+      </w:r>
+      <w:r>
+        <w:rPr>
+          <w:rFonts w:hint="default" w:ascii="Times New Roman" w:hAnsi="Times New Roman" w:eastAsia="仿宋" w:cs="Times New Roman"/>
+          <w:color w:val="000000"/>
+          <w:sz w:val="24"/>
+          <w:szCs w:val="24"/>
+          <w:lang w:val="en-US" w:eastAsia="zh-CN"/>
+        </w:rPr>
+        <w:t>{{min_</w:t>
+      </w:r>
+      <w:r>
+        <w:rPr>
+          <w:rFonts w:hint="eastAsia" w:cs="Times New Roman"/>
+          <w:color w:val="000000"/>
+          <w:sz w:val="24"/>
+          <w:szCs w:val="24"/>
+          <w:lang w:val="en-US" w:eastAsia="zh-CN"/>
+        </w:rPr>
+        <w:t>vapor</w:t>
+      </w:r>
+      <w:r>
+        <w:rPr>
+          <w:rFonts w:hint="default" w:ascii="Times New Roman" w:hAnsi="Times New Roman" w:eastAsia="仿宋" w:cs="Times New Roman"/>
+          <w:color w:val="000000"/>
+          <w:sz w:val="24"/>
+          <w:szCs w:val="24"/>
+          <w:lang w:val="en-US" w:eastAsia="zh-CN"/>
+        </w:rPr>
+        <w:t>_</w:t>
+      </w:r>
+      <w:r>
+        <w:rPr>
+          <w:rFonts w:hint="eastAsia" w:cs="Times New Roman"/>
+          <w:color w:val="000000"/>
+          <w:sz w:val="24"/>
+          <w:szCs w:val="24"/>
+          <w:lang w:val="en-US" w:eastAsia="zh-CN"/>
+        </w:rPr>
+        <w:t>1</w:t>
+      </w:r>
+      <w:r>
+        <w:rPr>
+          <w:rFonts w:hint="default" w:ascii="Times New Roman" w:hAnsi="Times New Roman" w:eastAsia="仿宋" w:cs="Times New Roman"/>
+          <w:color w:val="000000"/>
+          <w:sz w:val="24"/>
+          <w:szCs w:val="24"/>
+          <w:lang w:val="en-US" w:eastAsia="zh-CN"/>
+        </w:rPr>
+        <w:t>}}</w:t>
+      </w:r>
+      <w:r>
+        <w:rPr>
+          <w:rFonts w:hint="eastAsia" w:cs="Times New Roman"/>
+          <w:color w:val="000000"/>
+          <w:sz w:val="24"/>
+          <w:szCs w:val="24"/>
+          <w:lang w:val="en-US" w:eastAsia="zh-CN"/>
+        </w:rPr>
+        <w:t>hPa（图3）</w:t>
+      </w:r>
+      <w:r>
+        <w:rPr>
+          <w:rFonts w:hint="default" w:ascii="Times New Roman" w:hAnsi="Times New Roman" w:eastAsia="仿宋" w:cs="Times New Roman"/>
+          <w:color w:val="000000"/>
+          <w:sz w:val="24"/>
+          <w:szCs w:val="24"/>
+          <w:lang w:val="en-US" w:eastAsia="zh-CN"/>
+        </w:rPr>
+        <w:t>。</w:t>
       </w:r>
       <w:r>
         <w:rPr>
@@ -266,37 +1064,57 @@
           <w:szCs w:val="24"/>
           <w:lang w:val="en-US" w:eastAsia="zh-CN"/>
         </w:rPr>
+        <w:t>{{station_name}}</w:t>
+      </w:r>
+      <w:r>
+        <w:rPr>
+          <w:rFonts w:hint="eastAsia" w:cs="Times New Roman"/>
+          <w:color w:val="000000"/>
+          <w:sz w:val="24"/>
+          <w:szCs w:val="24"/>
+          <w:lang w:val="en-US" w:eastAsia="zh-CN"/>
+        </w:rPr>
+        <w:t>站</w:t>
+      </w:r>
+      <w:r>
+        <w:rPr>
+          <w:rFonts w:hint="eastAsia" w:ascii="Times New Roman" w:hAnsi="Times New Roman" w:eastAsia="仿宋" w:cs="Times New Roman"/>
+          <w:color w:val="000000"/>
+          <w:sz w:val="24"/>
+          <w:szCs w:val="24"/>
+          <w:lang w:val="en-US" w:eastAsia="zh-CN"/>
+        </w:rPr>
+        <w:t>的年平均</w:t>
+      </w:r>
+      <w:r>
+        <w:rPr>
+          <w:rFonts w:hint="eastAsia" w:cs="Times New Roman"/>
+          <w:color w:val="000000"/>
+          <w:sz w:val="24"/>
+          <w:szCs w:val="24"/>
+          <w:lang w:val="en-US" w:eastAsia="zh-CN"/>
+        </w:rPr>
         <w:t>水汽压</w:t>
       </w:r>
       <w:r>
         <w:rPr>
-          <w:rFonts w:hint="default" w:ascii="Times New Roman" w:hAnsi="Times New Roman" w:eastAsia="仿宋" w:cs="Times New Roman"/>
-          <w:color w:val="000000"/>
-          <w:sz w:val="24"/>
-          <w:szCs w:val="24"/>
-          <w:lang w:val="en-US" w:eastAsia="zh-CN"/>
-        </w:rPr>
-        <w:t>在</w:t>
-      </w:r>
-      <w:r>
-        <w:rPr>
           <w:rFonts w:hint="eastAsia" w:ascii="Times New Roman" w:hAnsi="Times New Roman" w:eastAsia="仿宋" w:cs="Times New Roman"/>
           <w:color w:val="000000"/>
           <w:sz w:val="24"/>
           <w:szCs w:val="24"/>
           <w:lang w:val="en-US" w:eastAsia="zh-CN"/>
         </w:rPr>
-        <w:t>{{average_vapor_1}}</w:t>
-      </w:r>
-      <w:r>
-        <w:rPr>
-          <w:rFonts w:hint="default" w:ascii="Times New Roman" w:hAnsi="Times New Roman" w:eastAsia="仿宋" w:cs="Times New Roman"/>
-          <w:color w:val="000000"/>
-          <w:sz w:val="24"/>
-          <w:szCs w:val="24"/>
-          <w:lang w:val="en-US" w:eastAsia="zh-CN"/>
-        </w:rPr>
-        <w:t>hPa（</w:t>
+        <w:t>呈</w:t>
+      </w:r>
+      <w:r>
+        <w:rPr>
+          <w:rFonts w:hint="default" w:ascii="Times New Roman" w:hAnsi="Times New Roman" w:eastAsia="仿宋" w:cs="Times New Roman"/>
+          <w:color w:val="000000"/>
+          <w:sz w:val="24"/>
+          <w:szCs w:val="24"/>
+          <w:lang w:val="en-US" w:eastAsia="zh-CN"/>
+        </w:rPr>
+        <w:t>{{</w:t>
       </w:r>
       <w:r>
         <w:rPr>
@@ -306,17 +1124,17 @@
           <w:szCs w:val="24"/>
           <w:lang w:val="en-US" w:eastAsia="zh-CN"/>
         </w:rPr>
-        <w:t>{{average_vapor_1_year}}</w:t>
-      </w:r>
-      <w:r>
-        <w:rPr>
-          <w:rFonts w:hint="default" w:ascii="Times New Roman" w:hAnsi="Times New Roman" w:eastAsia="仿宋" w:cs="Times New Roman"/>
-          <w:color w:val="000000"/>
-          <w:sz w:val="24"/>
-          <w:szCs w:val="24"/>
-          <w:lang w:val="en-US" w:eastAsia="zh-CN"/>
-        </w:rPr>
-        <w:t>年）～</w:t>
+        <w:t>average_</w:t>
+      </w:r>
+      <w:r>
+        <w:rPr>
+          <w:rFonts w:hint="eastAsia" w:cs="Times New Roman"/>
+          <w:color w:val="000000"/>
+          <w:sz w:val="24"/>
+          <w:szCs w:val="24"/>
+          <w:lang w:val="en-US" w:eastAsia="zh-CN"/>
+        </w:rPr>
+        <w:t>vapor</w:t>
       </w:r>
       <w:r>
         <w:rPr>
@@ -326,17 +1144,17 @@
           <w:szCs w:val="24"/>
           <w:lang w:val="en-US" w:eastAsia="zh-CN"/>
         </w:rPr>
-        <w:t>{{average_vapor_2}}</w:t>
-      </w:r>
-      <w:r>
-        <w:rPr>
-          <w:rFonts w:hint="default" w:ascii="Times New Roman" w:hAnsi="Times New Roman" w:eastAsia="仿宋" w:cs="Times New Roman"/>
-          <w:color w:val="000000"/>
-          <w:sz w:val="24"/>
-          <w:szCs w:val="24"/>
-          <w:lang w:val="en-US" w:eastAsia="zh-CN"/>
-        </w:rPr>
-        <w:t>hPa（</w:t>
+        <w:t>_slope</w:t>
+      </w:r>
+      <w:r>
+        <w:rPr>
+          <w:rFonts w:hint="default" w:ascii="Times New Roman" w:hAnsi="Times New Roman" w:eastAsia="仿宋" w:cs="Times New Roman"/>
+          <w:color w:val="000000"/>
+          <w:sz w:val="24"/>
+          <w:szCs w:val="24"/>
+          <w:lang w:val="en-US" w:eastAsia="zh-CN"/>
+        </w:rPr>
+        <w:t>}}</w:t>
       </w:r>
       <w:r>
         <w:rPr>
@@ -346,17 +1164,27 @@
           <w:szCs w:val="24"/>
           <w:lang w:val="en-US" w:eastAsia="zh-CN"/>
         </w:rPr>
-        <w:t>{{average_vapor_2_year}}</w:t>
-      </w:r>
-      <w:r>
-        <w:rPr>
-          <w:rFonts w:hint="default" w:ascii="Times New Roman" w:hAnsi="Times New Roman" w:eastAsia="仿宋" w:cs="Times New Roman"/>
-          <w:color w:val="000000"/>
-          <w:sz w:val="24"/>
-          <w:szCs w:val="24"/>
-          <w:lang w:val="en-US" w:eastAsia="zh-CN"/>
-        </w:rPr>
-        <w:t>年）之间（图</w:t>
+        <w:t>趋势，</w:t>
+      </w:r>
+      <w:r>
+        <w:rPr>
+          <w:rFonts w:hint="default" w:ascii="Times New Roman" w:hAnsi="Times New Roman" w:eastAsia="仿宋" w:cs="Times New Roman"/>
+          <w:color w:val="000000"/>
+          <w:sz w:val="24"/>
+          <w:szCs w:val="24"/>
+          <w:lang w:val="en-US" w:eastAsia="zh-CN"/>
+        </w:rPr>
+        <w:t>{{average_trend_text}}</w:t>
+      </w:r>
+      <w:r>
+        <w:rPr>
+          <w:rFonts w:hint="eastAsia" w:cs="Times New Roman"/>
+          <w:color w:val="000000"/>
+          <w:sz w:val="24"/>
+          <w:szCs w:val="24"/>
+          <w:lang w:val="en-US" w:eastAsia="zh-CN"/>
+        </w:rPr>
+        <w:t>；</w:t>
       </w:r>
       <w:r>
         <w:rPr>
@@ -366,17 +1194,17 @@
           <w:szCs w:val="24"/>
           <w:lang w:val="en-US" w:eastAsia="zh-CN"/>
         </w:rPr>
-        <w:t>1</w:t>
-      </w:r>
-      <w:r>
-        <w:rPr>
-          <w:rFonts w:hint="default" w:ascii="Times New Roman" w:hAnsi="Times New Roman" w:eastAsia="仿宋" w:cs="Times New Roman"/>
-          <w:color w:val="000000"/>
-          <w:sz w:val="24"/>
-          <w:szCs w:val="24"/>
-          <w:lang w:val="en-US" w:eastAsia="zh-CN"/>
-        </w:rPr>
-        <w:t>），年平均最高</w:t>
+        <w:t>年平均最低</w:t>
+      </w:r>
+      <w:r>
+        <w:rPr>
+          <w:rFonts w:hint="eastAsia" w:cs="Times New Roman"/>
+          <w:color w:val="000000"/>
+          <w:sz w:val="24"/>
+          <w:szCs w:val="24"/>
+          <w:lang w:val="en-US" w:eastAsia="zh-CN"/>
+        </w:rPr>
+        <w:t>水汽压</w:t>
       </w:r>
       <w:r>
         <w:rPr>
@@ -386,37 +1214,127 @@
           <w:szCs w:val="24"/>
           <w:lang w:val="en-US" w:eastAsia="zh-CN"/>
         </w:rPr>
+        <w:t>呈</w:t>
+      </w:r>
+      <w:r>
+        <w:rPr>
+          <w:rFonts w:hint="default" w:ascii="Times New Roman" w:hAnsi="Times New Roman" w:eastAsia="仿宋" w:cs="Times New Roman"/>
+          <w:color w:val="000000"/>
+          <w:sz w:val="24"/>
+          <w:szCs w:val="24"/>
+          <w:lang w:val="en-US" w:eastAsia="zh-CN"/>
+        </w:rPr>
+        <w:t>{{min</w:t>
+      </w:r>
+      <w:r>
+        <w:rPr>
+          <w:rFonts w:hint="eastAsia" w:ascii="Times New Roman" w:hAnsi="Times New Roman" w:eastAsia="仿宋" w:cs="Times New Roman"/>
+          <w:color w:val="000000"/>
+          <w:sz w:val="24"/>
+          <w:szCs w:val="24"/>
+          <w:lang w:val="en-US" w:eastAsia="zh-CN"/>
+        </w:rPr>
+        <w:t>_</w:t>
+      </w:r>
+      <w:r>
+        <w:rPr>
+          <w:rFonts w:hint="eastAsia" w:cs="Times New Roman"/>
+          <w:color w:val="000000"/>
+          <w:sz w:val="24"/>
+          <w:szCs w:val="24"/>
+          <w:lang w:val="en-US" w:eastAsia="zh-CN"/>
+        </w:rPr>
+        <w:t>vapor</w:t>
+      </w:r>
+      <w:r>
+        <w:rPr>
+          <w:rFonts w:hint="eastAsia" w:ascii="Times New Roman" w:hAnsi="Times New Roman" w:eastAsia="仿宋" w:cs="Times New Roman"/>
+          <w:color w:val="000000"/>
+          <w:sz w:val="24"/>
+          <w:szCs w:val="24"/>
+          <w:lang w:val="en-US" w:eastAsia="zh-CN"/>
+        </w:rPr>
+        <w:t>_slope</w:t>
+      </w:r>
+      <w:r>
+        <w:rPr>
+          <w:rFonts w:hint="default" w:ascii="Times New Roman" w:hAnsi="Times New Roman" w:eastAsia="仿宋" w:cs="Times New Roman"/>
+          <w:color w:val="000000"/>
+          <w:sz w:val="24"/>
+          <w:szCs w:val="24"/>
+          <w:lang w:val="en-US" w:eastAsia="zh-CN"/>
+        </w:rPr>
+        <w:t>}}</w:t>
+      </w:r>
+      <w:r>
+        <w:rPr>
+          <w:rFonts w:hint="eastAsia" w:ascii="Times New Roman" w:hAnsi="Times New Roman" w:eastAsia="仿宋" w:cs="Times New Roman"/>
+          <w:color w:val="000000"/>
+          <w:sz w:val="24"/>
+          <w:szCs w:val="24"/>
+          <w:lang w:val="en-US" w:eastAsia="zh-CN"/>
+        </w:rPr>
+        <w:t>趋势，</w:t>
+      </w:r>
+      <w:r>
+        <w:rPr>
+          <w:rFonts w:hint="default" w:ascii="Times New Roman" w:hAnsi="Times New Roman" w:eastAsia="仿宋" w:cs="Times New Roman"/>
+          <w:color w:val="000000"/>
+          <w:sz w:val="24"/>
+          <w:szCs w:val="24"/>
+          <w:lang w:val="en-US" w:eastAsia="zh-CN"/>
+        </w:rPr>
+        <w:t>{{min_trend_text}}</w:t>
+      </w:r>
+      <w:r>
+        <w:rPr>
+          <w:rFonts w:hint="eastAsia" w:cs="Times New Roman"/>
+          <w:color w:val="000000"/>
+          <w:sz w:val="24"/>
+          <w:szCs w:val="24"/>
+          <w:lang w:val="en-US" w:eastAsia="zh-CN"/>
+        </w:rPr>
+        <w:t>；</w:t>
+      </w:r>
+      <w:r>
+        <w:rPr>
+          <w:rFonts w:hint="eastAsia" w:ascii="Times New Roman" w:hAnsi="Times New Roman" w:eastAsia="仿宋" w:cs="Times New Roman"/>
+          <w:color w:val="000000"/>
+          <w:sz w:val="24"/>
+          <w:szCs w:val="24"/>
+          <w:lang w:val="en-US" w:eastAsia="zh-CN"/>
+        </w:rPr>
+        <w:t>年平均最高</w:t>
+      </w:r>
+      <w:r>
+        <w:rPr>
+          <w:rFonts w:hint="eastAsia" w:cs="Times New Roman"/>
+          <w:color w:val="000000"/>
+          <w:sz w:val="24"/>
+          <w:szCs w:val="24"/>
+          <w:lang w:val="en-US" w:eastAsia="zh-CN"/>
+        </w:rPr>
         <w:t>水汽压</w:t>
       </w:r>
       <w:r>
         <w:rPr>
-          <w:rFonts w:hint="default" w:ascii="Times New Roman" w:hAnsi="Times New Roman" w:eastAsia="仿宋" w:cs="Times New Roman"/>
-          <w:color w:val="000000"/>
-          <w:sz w:val="24"/>
-          <w:szCs w:val="24"/>
-          <w:lang w:val="en-US" w:eastAsia="zh-CN"/>
-        </w:rPr>
-        <w:t>在</w:t>
-      </w:r>
-      <w:r>
-        <w:rPr>
           <w:rFonts w:hint="eastAsia" w:ascii="Times New Roman" w:hAnsi="Times New Roman" w:eastAsia="仿宋" w:cs="Times New Roman"/>
           <w:color w:val="000000"/>
           <w:sz w:val="24"/>
           <w:szCs w:val="24"/>
           <w:lang w:val="en-US" w:eastAsia="zh-CN"/>
         </w:rPr>
-        <w:t>{{max_vapor_1}}</w:t>
-      </w:r>
-      <w:r>
-        <w:rPr>
-          <w:rFonts w:hint="default" w:ascii="Times New Roman" w:hAnsi="Times New Roman" w:eastAsia="仿宋" w:cs="Times New Roman"/>
-          <w:color w:val="000000"/>
-          <w:sz w:val="24"/>
-          <w:szCs w:val="24"/>
-          <w:lang w:val="en-US" w:eastAsia="zh-CN"/>
-        </w:rPr>
-        <w:t>hPa（</w:t>
+        <w:t>呈</w:t>
+      </w:r>
+      <w:r>
+        <w:rPr>
+          <w:rFonts w:hint="default" w:ascii="Times New Roman" w:hAnsi="Times New Roman" w:eastAsia="仿宋" w:cs="Times New Roman"/>
+          <w:color w:val="000000"/>
+          <w:sz w:val="24"/>
+          <w:szCs w:val="24"/>
+          <w:lang w:val="en-US" w:eastAsia="zh-CN"/>
+        </w:rPr>
+        <w:t>{{max</w:t>
       </w:r>
       <w:r>
         <w:rPr>
@@ -426,17 +1344,17 @@
           <w:szCs w:val="24"/>
           <w:lang w:val="en-US" w:eastAsia="zh-CN"/>
         </w:rPr>
-        <w:t>{{max_vapor_1_year}}</w:t>
-      </w:r>
-      <w:r>
-        <w:rPr>
-          <w:rFonts w:hint="default" w:ascii="Times New Roman" w:hAnsi="Times New Roman" w:eastAsia="仿宋" w:cs="Times New Roman"/>
-          <w:color w:val="000000"/>
-          <w:sz w:val="24"/>
-          <w:szCs w:val="24"/>
-          <w:lang w:val="en-US" w:eastAsia="zh-CN"/>
-        </w:rPr>
-        <w:t>年）～</w:t>
+        <w:t>_</w:t>
+      </w:r>
+      <w:r>
+        <w:rPr>
+          <w:rFonts w:hint="eastAsia" w:cs="Times New Roman"/>
+          <w:color w:val="000000"/>
+          <w:sz w:val="24"/>
+          <w:szCs w:val="24"/>
+          <w:lang w:val="en-US" w:eastAsia="zh-CN"/>
+        </w:rPr>
+        <w:t>vapor</w:t>
       </w:r>
       <w:r>
         <w:rPr>
@@ -446,17 +1364,17 @@
           <w:szCs w:val="24"/>
           <w:lang w:val="en-US" w:eastAsia="zh-CN"/>
         </w:rPr>
-        <w:t>{{max_vapor_2}}</w:t>
-      </w:r>
-      <w:r>
-        <w:rPr>
-          <w:rFonts w:hint="default" w:ascii="Times New Roman" w:hAnsi="Times New Roman" w:eastAsia="仿宋" w:cs="Times New Roman"/>
-          <w:color w:val="000000"/>
-          <w:sz w:val="24"/>
-          <w:szCs w:val="24"/>
-          <w:lang w:val="en-US" w:eastAsia="zh-CN"/>
-        </w:rPr>
-        <w:t>hPa（</w:t>
+        <w:t>_slope</w:t>
+      </w:r>
+      <w:r>
+        <w:rPr>
+          <w:rFonts w:hint="default" w:ascii="Times New Roman" w:hAnsi="Times New Roman" w:eastAsia="仿宋" w:cs="Times New Roman"/>
+          <w:color w:val="000000"/>
+          <w:sz w:val="24"/>
+          <w:szCs w:val="24"/>
+          <w:lang w:val="en-US" w:eastAsia="zh-CN"/>
+        </w:rPr>
+        <w:t>}}</w:t>
       </w:r>
       <w:r>
         <w:rPr>
@@ -466,17 +1384,27 @@
           <w:szCs w:val="24"/>
           <w:lang w:val="en-US" w:eastAsia="zh-CN"/>
         </w:rPr>
-        <w:t>{{max_vapor_2_year}}</w:t>
-      </w:r>
-      <w:r>
-        <w:rPr>
-          <w:rFonts w:hint="default" w:ascii="Times New Roman" w:hAnsi="Times New Roman" w:eastAsia="仿宋" w:cs="Times New Roman"/>
-          <w:color w:val="000000"/>
-          <w:sz w:val="24"/>
-          <w:szCs w:val="24"/>
-          <w:lang w:val="en-US" w:eastAsia="zh-CN"/>
-        </w:rPr>
-        <w:t>年）之间（图</w:t>
+        <w:t>趋势</w:t>
+      </w:r>
+      <w:r>
+        <w:rPr>
+          <w:rFonts w:hint="eastAsia" w:cs="Times New Roman"/>
+          <w:color w:val="000000"/>
+          <w:sz w:val="24"/>
+          <w:szCs w:val="24"/>
+          <w:lang w:val="en-US" w:eastAsia="zh-CN"/>
+        </w:rPr>
+        <w:t>，</w:t>
+      </w:r>
+      <w:r>
+        <w:rPr>
+          <w:rFonts w:hint="default" w:ascii="Times New Roman" w:hAnsi="Times New Roman" w:eastAsia="仿宋" w:cs="Times New Roman"/>
+          <w:color w:val="000000"/>
+          <w:sz w:val="24"/>
+          <w:szCs w:val="24"/>
+          <w:lang w:val="en-US" w:eastAsia="zh-CN"/>
+        </w:rPr>
+        <w:t>{{max_trend_text}}</w:t>
       </w:r>
       <w:r>
         <w:rPr>
@@ -486,137 +1414,7 @@
           <w:szCs w:val="24"/>
           <w:lang w:val="en-US" w:eastAsia="zh-CN"/>
         </w:rPr>
-        <w:t>2</w:t>
-      </w:r>
-      <w:r>
-        <w:rPr>
-          <w:rFonts w:hint="default" w:ascii="Times New Roman" w:hAnsi="Times New Roman" w:eastAsia="仿宋" w:cs="Times New Roman"/>
-          <w:color w:val="000000"/>
-          <w:sz w:val="24"/>
-          <w:szCs w:val="24"/>
-          <w:lang w:val="en-US" w:eastAsia="zh-CN"/>
-        </w:rPr>
-        <w:t>），年平均最低</w:t>
-      </w:r>
-      <w:r>
-        <w:rPr>
-          <w:rFonts w:hint="eastAsia" w:ascii="Times New Roman" w:hAnsi="Times New Roman" w:eastAsia="仿宋" w:cs="Times New Roman"/>
-          <w:color w:val="000000"/>
-          <w:sz w:val="24"/>
-          <w:szCs w:val="24"/>
-          <w:lang w:val="en-US" w:eastAsia="zh-CN"/>
-        </w:rPr>
-        <w:t>水汽压</w:t>
-      </w:r>
-      <w:r>
-        <w:rPr>
-          <w:rFonts w:hint="default" w:ascii="Times New Roman" w:hAnsi="Times New Roman" w:eastAsia="仿宋" w:cs="Times New Roman"/>
-          <w:color w:val="000000"/>
-          <w:sz w:val="24"/>
-          <w:szCs w:val="24"/>
-          <w:lang w:val="en-US" w:eastAsia="zh-CN"/>
-        </w:rPr>
-        <w:t>在</w:t>
-      </w:r>
-      <w:r>
-        <w:rPr>
-          <w:rFonts w:hint="eastAsia" w:ascii="Times New Roman" w:hAnsi="Times New Roman" w:eastAsia="仿宋" w:cs="Times New Roman"/>
-          <w:color w:val="000000"/>
-          <w:sz w:val="24"/>
-          <w:szCs w:val="24"/>
-          <w:lang w:val="en-US" w:eastAsia="zh-CN"/>
-        </w:rPr>
-        <w:t>{{min_vapor_1}}</w:t>
-      </w:r>
-      <w:r>
-        <w:rPr>
-          <w:rFonts w:hint="default" w:ascii="Times New Roman" w:hAnsi="Times New Roman" w:eastAsia="仿宋" w:cs="Times New Roman"/>
-          <w:color w:val="000000"/>
-          <w:sz w:val="24"/>
-          <w:szCs w:val="24"/>
-          <w:lang w:val="en-US" w:eastAsia="zh-CN"/>
-        </w:rPr>
-        <w:t>hPa（</w:t>
-      </w:r>
-      <w:r>
-        <w:rPr>
-          <w:rFonts w:hint="eastAsia" w:ascii="Times New Roman" w:hAnsi="Times New Roman" w:eastAsia="仿宋" w:cs="Times New Roman"/>
-          <w:color w:val="000000"/>
-          <w:sz w:val="24"/>
-          <w:szCs w:val="24"/>
-          <w:lang w:val="en-US" w:eastAsia="zh-CN"/>
-        </w:rPr>
-        <w:t>{{min_vapor_1_year}}</w:t>
-      </w:r>
-      <w:r>
-        <w:rPr>
-          <w:rFonts w:hint="default" w:ascii="Times New Roman" w:hAnsi="Times New Roman" w:eastAsia="仿宋" w:cs="Times New Roman"/>
-          <w:color w:val="000000"/>
-          <w:sz w:val="24"/>
-          <w:szCs w:val="24"/>
-          <w:lang w:val="en-US" w:eastAsia="zh-CN"/>
-        </w:rPr>
-        <w:t>年）～</w:t>
-      </w:r>
-      <w:r>
-        <w:rPr>
-          <w:rFonts w:hint="eastAsia" w:ascii="Times New Roman" w:hAnsi="Times New Roman" w:eastAsia="仿宋" w:cs="Times New Roman"/>
-          <w:color w:val="000000"/>
-          <w:sz w:val="24"/>
-          <w:szCs w:val="24"/>
-          <w:lang w:val="en-US" w:eastAsia="zh-CN"/>
-        </w:rPr>
-        <w:t>{{min_vapor_2}}</w:t>
-      </w:r>
-      <w:r>
-        <w:rPr>
-          <w:rFonts w:hint="default" w:ascii="Times New Roman" w:hAnsi="Times New Roman" w:eastAsia="仿宋" w:cs="Times New Roman"/>
-          <w:color w:val="000000"/>
-          <w:sz w:val="24"/>
-          <w:szCs w:val="24"/>
-          <w:lang w:val="en-US" w:eastAsia="zh-CN"/>
-        </w:rPr>
-        <w:t>hPa（</w:t>
-      </w:r>
-      <w:r>
-        <w:rPr>
-          <w:rFonts w:hint="eastAsia" w:ascii="Times New Roman" w:hAnsi="Times New Roman" w:eastAsia="仿宋" w:cs="Times New Roman"/>
-          <w:color w:val="000000"/>
-          <w:sz w:val="24"/>
-          <w:szCs w:val="24"/>
-          <w:lang w:val="en-US" w:eastAsia="zh-CN"/>
-        </w:rPr>
-        <w:t>{{min_vapor_2_year}}</w:t>
-      </w:r>
-      <w:r>
-        <w:rPr>
-          <w:rFonts w:hint="default" w:ascii="Times New Roman" w:hAnsi="Times New Roman" w:eastAsia="仿宋" w:cs="Times New Roman"/>
-          <w:color w:val="000000"/>
-          <w:sz w:val="24"/>
-          <w:szCs w:val="24"/>
-          <w:lang w:val="en-US" w:eastAsia="zh-CN"/>
-        </w:rPr>
-        <w:t>年）之间（图</w:t>
-      </w:r>
-      <w:r>
-        <w:rPr>
-          <w:rFonts w:hint="eastAsia" w:ascii="Times New Roman" w:hAnsi="Times New Roman" w:eastAsia="仿宋" w:cs="Times New Roman"/>
-          <w:color w:val="000000"/>
-          <w:sz w:val="24"/>
-          <w:szCs w:val="24"/>
-          <w:lang w:val="en-US" w:eastAsia="zh-CN"/>
-        </w:rPr>
-        <w:t>3</w:t>
-      </w:r>
-      <w:r>
-        <w:rPr>
-          <w:rFonts w:hint="default" w:ascii="Times New Roman" w:hAnsi="Times New Roman" w:eastAsia="仿宋" w:cs="Times New Roman"/>
-          <w:color w:val="000000"/>
-          <w:sz w:val="24"/>
-          <w:szCs w:val="24"/>
-          <w:lang w:val="en-US" w:eastAsia="zh-CN"/>
-        </w:rPr>
-        <w:t>）。</w:t>
+        <w:t>。</w:t>
       </w:r>
     </w:p>
     <w:p>
@@ -1098,127 +1896,217 @@
       </w:pPr>
       <w:r>
         <w:rPr>
-          <w:rFonts w:hint="eastAsia" w:ascii="Times New Roman" w:hAnsi="Times New Roman" w:eastAsia="仿宋" w:cs="Times New Roman"/>
-          <w:color w:val="000000"/>
-          <w:sz w:val="24"/>
-          <w:szCs w:val="24"/>
-          <w:lang w:val="en-US" w:eastAsia="zh-CN"/>
-        </w:rPr>
-        <w:t>{{station_name}}</w:t>
-      </w:r>
-      <w:r>
-        <w:rPr>
-          <w:rFonts w:hint="default" w:ascii="Times New Roman" w:hAnsi="Times New Roman" w:eastAsia="仿宋" w:cs="Times New Roman"/>
-          <w:color w:val="000000"/>
-          <w:sz w:val="24"/>
-          <w:szCs w:val="24"/>
-          <w:lang w:val="en-US" w:eastAsia="zh-CN"/>
-        </w:rPr>
-        <w:t>站平均</w:t>
-      </w:r>
-      <w:r>
-        <w:rPr>
-          <w:rFonts w:hint="eastAsia" w:ascii="Times New Roman" w:hAnsi="Times New Roman" w:eastAsia="仿宋" w:cs="Times New Roman"/>
-          <w:color w:val="000000"/>
-          <w:sz w:val="24"/>
-          <w:szCs w:val="24"/>
-          <w:lang w:val="en-US" w:eastAsia="zh-CN"/>
-        </w:rPr>
-        <w:t>水汽压</w:t>
-      </w:r>
-      <w:r>
-        <w:rPr>
-          <w:rFonts w:hint="default" w:ascii="Times New Roman" w:hAnsi="Times New Roman" w:eastAsia="仿宋" w:cs="Times New Roman"/>
-          <w:color w:val="000000"/>
-          <w:sz w:val="24"/>
-          <w:szCs w:val="24"/>
-          <w:lang w:val="en-US" w:eastAsia="zh-CN"/>
-        </w:rPr>
-        <w:t>的逐月变化在</w:t>
-      </w:r>
-      <w:r>
-        <w:rPr>
-          <w:rFonts w:hint="eastAsia" w:ascii="Times New Roman" w:hAnsi="Times New Roman" w:eastAsia="仿宋" w:cs="Times New Roman"/>
-          <w:color w:val="000000"/>
-          <w:sz w:val="24"/>
-          <w:szCs w:val="24"/>
-          <w:lang w:val="en-US" w:eastAsia="zh-CN"/>
-        </w:rPr>
-        <w:t>{{average_vapor_m1}}</w:t>
-      </w:r>
-      <w:r>
-        <w:rPr>
-          <w:rFonts w:hint="default" w:ascii="Times New Roman" w:hAnsi="Times New Roman" w:eastAsia="仿宋" w:cs="Times New Roman"/>
-          <w:color w:val="000000"/>
-          <w:sz w:val="24"/>
-          <w:szCs w:val="24"/>
-          <w:lang w:val="en-US" w:eastAsia="zh-CN"/>
-        </w:rPr>
-        <w:t>hPa（</w:t>
-      </w:r>
-      <w:r>
-        <w:rPr>
-          <w:rFonts w:hint="eastAsia" w:ascii="Times New Roman" w:hAnsi="Times New Roman" w:eastAsia="仿宋" w:cs="Times New Roman"/>
-          <w:color w:val="000000"/>
-          <w:sz w:val="24"/>
-          <w:szCs w:val="24"/>
-          <w:lang w:val="en-US" w:eastAsia="zh-CN"/>
-        </w:rPr>
-        <w:t>{{average_vapor_m1_month}}</w:t>
-      </w:r>
-      <w:r>
-        <w:rPr>
-          <w:rFonts w:hint="default" w:ascii="Times New Roman" w:hAnsi="Times New Roman" w:eastAsia="仿宋" w:cs="Times New Roman"/>
-          <w:color w:val="000000"/>
-          <w:sz w:val="24"/>
-          <w:szCs w:val="24"/>
-          <w:lang w:val="en-US" w:eastAsia="zh-CN"/>
-        </w:rPr>
-        <w:t>）～</w:t>
-      </w:r>
-      <w:r>
-        <w:rPr>
-          <w:rFonts w:hint="eastAsia" w:ascii="Times New Roman" w:hAnsi="Times New Roman" w:eastAsia="仿宋" w:cs="Times New Roman"/>
-          <w:color w:val="000000"/>
-          <w:sz w:val="24"/>
-          <w:szCs w:val="24"/>
-          <w:lang w:val="en-US" w:eastAsia="zh-CN"/>
-        </w:rPr>
-        <w:t>{{average_vapor_m2}}</w:t>
-      </w:r>
-      <w:r>
-        <w:rPr>
-          <w:rFonts w:hint="default" w:ascii="Times New Roman" w:hAnsi="Times New Roman" w:eastAsia="仿宋" w:cs="Times New Roman"/>
-          <w:color w:val="000000"/>
-          <w:sz w:val="24"/>
-          <w:szCs w:val="24"/>
-          <w:lang w:val="en-US" w:eastAsia="zh-CN"/>
-        </w:rPr>
-        <w:t>hPa（</w:t>
-      </w:r>
-      <w:r>
-        <w:rPr>
-          <w:rFonts w:hint="eastAsia" w:ascii="Times New Roman" w:hAnsi="Times New Roman" w:eastAsia="仿宋" w:cs="Times New Roman"/>
-          <w:color w:val="000000"/>
-          <w:sz w:val="24"/>
-          <w:szCs w:val="24"/>
-          <w:lang w:val="en-US" w:eastAsia="zh-CN"/>
-        </w:rPr>
-        <w:t>{{average_vapor_m2_month}}</w:t>
-      </w:r>
-      <w:r>
-        <w:rPr>
-          <w:rFonts w:hint="default" w:ascii="Times New Roman" w:hAnsi="Times New Roman" w:eastAsia="仿宋" w:cs="Times New Roman"/>
-          <w:color w:val="000000"/>
-          <w:sz w:val="24"/>
-          <w:szCs w:val="24"/>
-          <w:lang w:val="en-US" w:eastAsia="zh-CN"/>
-        </w:rPr>
-        <w:t>）之间（图</w:t>
-      </w:r>
-      <w:r>
-        <w:rPr>
-          <w:rFonts w:hint="eastAsia" w:ascii="Times New Roman" w:hAnsi="Times New Roman" w:eastAsia="仿宋" w:cs="Times New Roman"/>
+          <w:rFonts w:hint="default" w:ascii="Times New Roman" w:hAnsi="Times New Roman" w:eastAsia="仿宋" w:cs="Times New Roman"/>
+          <w:color w:val="000000"/>
+          <w:sz w:val="24"/>
+          <w:szCs w:val="24"/>
+          <w:lang w:val="en-US" w:eastAsia="zh-CN"/>
+        </w:rPr>
+        <w:t>{{station_name}}站平均</w:t>
+      </w:r>
+      <w:r>
+        <w:rPr>
+          <w:rFonts w:hint="eastAsia" w:cs="Times New Roman"/>
+          <w:color w:val="000000"/>
+          <w:sz w:val="24"/>
+          <w:szCs w:val="24"/>
+          <w:lang w:val="en-US" w:eastAsia="zh-CN"/>
+        </w:rPr>
+        <w:t>水汽压最高发生在</w:t>
+      </w:r>
+      <w:r>
+        <w:rPr>
+          <w:rFonts w:hint="default" w:ascii="Times New Roman" w:hAnsi="Times New Roman" w:eastAsia="仿宋" w:cs="Times New Roman"/>
+          <w:color w:val="000000"/>
+          <w:sz w:val="24"/>
+          <w:szCs w:val="24"/>
+          <w:lang w:val="en-US" w:eastAsia="zh-CN"/>
+        </w:rPr>
+        <w:t>{{average_</w:t>
+      </w:r>
+      <w:r>
+        <w:rPr>
+          <w:rFonts w:hint="eastAsia" w:cs="Times New Roman"/>
+          <w:color w:val="000000"/>
+          <w:sz w:val="24"/>
+          <w:szCs w:val="24"/>
+          <w:lang w:val="en-US" w:eastAsia="zh-CN"/>
+        </w:rPr>
+        <w:t>vapor</w:t>
+      </w:r>
+      <w:r>
+        <w:rPr>
+          <w:rFonts w:hint="default" w:ascii="Times New Roman" w:hAnsi="Times New Roman" w:eastAsia="仿宋" w:cs="Times New Roman"/>
+          <w:color w:val="000000"/>
+          <w:sz w:val="24"/>
+          <w:szCs w:val="24"/>
+          <w:lang w:val="en-US" w:eastAsia="zh-CN"/>
+        </w:rPr>
+        <w:t>_m2_month}}</w:t>
+      </w:r>
+      <w:r>
+        <w:rPr>
+          <w:rFonts w:hint="eastAsia" w:cs="Times New Roman"/>
+          <w:color w:val="000000"/>
+          <w:sz w:val="24"/>
+          <w:szCs w:val="24"/>
+          <w:lang w:val="en-US" w:eastAsia="zh-CN"/>
+        </w:rPr>
+        <w:t>，为</w:t>
+      </w:r>
+      <w:r>
+        <w:rPr>
+          <w:rFonts w:hint="default" w:ascii="Times New Roman" w:hAnsi="Times New Roman" w:eastAsia="仿宋" w:cs="Times New Roman"/>
+          <w:color w:val="000000"/>
+          <w:sz w:val="24"/>
+          <w:szCs w:val="24"/>
+          <w:lang w:val="en-US" w:eastAsia="zh-CN"/>
+        </w:rPr>
+        <w:t>{{average_</w:t>
+      </w:r>
+      <w:r>
+        <w:rPr>
+          <w:rFonts w:hint="eastAsia" w:cs="Times New Roman"/>
+          <w:color w:val="000000"/>
+          <w:sz w:val="24"/>
+          <w:szCs w:val="24"/>
+          <w:lang w:val="en-US" w:eastAsia="zh-CN"/>
+        </w:rPr>
+        <w:t>vapor</w:t>
+      </w:r>
+      <w:r>
+        <w:rPr>
+          <w:rFonts w:hint="default" w:ascii="Times New Roman" w:hAnsi="Times New Roman" w:eastAsia="仿宋" w:cs="Times New Roman"/>
+          <w:color w:val="000000"/>
+          <w:sz w:val="24"/>
+          <w:szCs w:val="24"/>
+          <w:lang w:val="en-US" w:eastAsia="zh-CN"/>
+        </w:rPr>
+        <w:t>_m</w:t>
+      </w:r>
+      <w:r>
+        <w:rPr>
+          <w:rFonts w:hint="eastAsia" w:cs="Times New Roman"/>
+          <w:color w:val="000000"/>
+          <w:sz w:val="24"/>
+          <w:szCs w:val="24"/>
+          <w:lang w:val="en-US" w:eastAsia="zh-CN"/>
+        </w:rPr>
+        <w:t>2</w:t>
+      </w:r>
+      <w:r>
+        <w:rPr>
+          <w:rFonts w:hint="default" w:ascii="Times New Roman" w:hAnsi="Times New Roman" w:eastAsia="仿宋" w:cs="Times New Roman"/>
+          <w:color w:val="000000"/>
+          <w:sz w:val="24"/>
+          <w:szCs w:val="24"/>
+          <w:lang w:val="en-US" w:eastAsia="zh-CN"/>
+        </w:rPr>
+        <w:t>}}</w:t>
+      </w:r>
+      <w:r>
+        <w:rPr>
+          <w:rFonts w:hint="eastAsia" w:cs="Times New Roman"/>
+          <w:color w:val="000000"/>
+          <w:sz w:val="24"/>
+          <w:szCs w:val="24"/>
+          <w:lang w:val="en-US" w:eastAsia="zh-CN"/>
+        </w:rPr>
+        <w:t>hPa，最低发生在</w:t>
+      </w:r>
+      <w:r>
+        <w:rPr>
+          <w:rFonts w:hint="default" w:ascii="Times New Roman" w:hAnsi="Times New Roman" w:eastAsia="仿宋" w:cs="Times New Roman"/>
+          <w:color w:val="000000"/>
+          <w:sz w:val="24"/>
+          <w:szCs w:val="24"/>
+          <w:lang w:val="en-US" w:eastAsia="zh-CN"/>
+        </w:rPr>
+        <w:t>{{average_</w:t>
+      </w:r>
+      <w:r>
+        <w:rPr>
+          <w:rFonts w:hint="eastAsia" w:cs="Times New Roman"/>
+          <w:color w:val="000000"/>
+          <w:sz w:val="24"/>
+          <w:szCs w:val="24"/>
+          <w:lang w:val="en-US" w:eastAsia="zh-CN"/>
+        </w:rPr>
+        <w:t>vapor</w:t>
+      </w:r>
+      <w:r>
+        <w:rPr>
+          <w:rFonts w:hint="default" w:ascii="Times New Roman" w:hAnsi="Times New Roman" w:eastAsia="仿宋" w:cs="Times New Roman"/>
+          <w:color w:val="000000"/>
+          <w:sz w:val="24"/>
+          <w:szCs w:val="24"/>
+          <w:lang w:val="en-US" w:eastAsia="zh-CN"/>
+        </w:rPr>
+        <w:t>_m1_month}}</w:t>
+      </w:r>
+      <w:r>
+        <w:rPr>
+          <w:rFonts w:hint="eastAsia" w:cs="Times New Roman"/>
+          <w:color w:val="000000"/>
+          <w:sz w:val="24"/>
+          <w:szCs w:val="24"/>
+          <w:lang w:val="en-US" w:eastAsia="zh-CN"/>
+        </w:rPr>
+        <w:t>，为</w:t>
+      </w:r>
+      <w:r>
+        <w:rPr>
+          <w:rFonts w:hint="default" w:ascii="Times New Roman" w:hAnsi="Times New Roman" w:eastAsia="仿宋" w:cs="Times New Roman"/>
+          <w:color w:val="000000"/>
+          <w:sz w:val="24"/>
+          <w:szCs w:val="24"/>
+          <w:lang w:val="en-US" w:eastAsia="zh-CN"/>
+        </w:rPr>
+        <w:t>{{average_</w:t>
+      </w:r>
+      <w:r>
+        <w:rPr>
+          <w:rFonts w:hint="eastAsia" w:cs="Times New Roman"/>
+          <w:color w:val="000000"/>
+          <w:sz w:val="24"/>
+          <w:szCs w:val="24"/>
+          <w:lang w:val="en-US" w:eastAsia="zh-CN"/>
+        </w:rPr>
+        <w:t>vapor</w:t>
+      </w:r>
+      <w:r>
+        <w:rPr>
+          <w:rFonts w:hint="default" w:ascii="Times New Roman" w:hAnsi="Times New Roman" w:eastAsia="仿宋" w:cs="Times New Roman"/>
+          <w:color w:val="000000"/>
+          <w:sz w:val="24"/>
+          <w:szCs w:val="24"/>
+          <w:lang w:val="en-US" w:eastAsia="zh-CN"/>
+        </w:rPr>
+        <w:t>_m1}}</w:t>
+      </w:r>
+      <w:r>
+        <w:rPr>
+          <w:rFonts w:hint="eastAsia" w:cs="Times New Roman"/>
+          <w:color w:val="000000"/>
+          <w:sz w:val="24"/>
+          <w:szCs w:val="24"/>
+          <w:lang w:val="en-US" w:eastAsia="zh-CN"/>
+        </w:rPr>
+        <w:t>hPa</w:t>
+      </w:r>
+      <w:r>
+        <w:rPr>
+          <w:rFonts w:hint="default" w:ascii="Times New Roman" w:hAnsi="Times New Roman" w:eastAsia="仿宋" w:cs="Times New Roman"/>
+          <w:color w:val="000000"/>
+          <w:sz w:val="24"/>
+          <w:szCs w:val="24"/>
+          <w:lang w:val="en-US" w:eastAsia="zh-CN"/>
+        </w:rPr>
+        <w:t>（图</w:t>
+      </w:r>
+      <w:r>
+        <w:rPr>
+          <w:rFonts w:hint="eastAsia" w:cs="Times New Roman"/>
           <w:color w:val="000000"/>
           <w:sz w:val="24"/>
           <w:szCs w:val="24"/>
@@ -1234,231 +2122,513 @@
           <w:szCs w:val="24"/>
           <w:lang w:val="en-US" w:eastAsia="zh-CN"/>
         </w:rPr>
-        <w:t>），平均最高</w:t>
-      </w:r>
-      <w:r>
-        <w:rPr>
-          <w:rFonts w:hint="eastAsia" w:ascii="Times New Roman" w:hAnsi="Times New Roman" w:eastAsia="仿宋" w:cs="Times New Roman"/>
-          <w:color w:val="000000"/>
-          <w:sz w:val="24"/>
-          <w:szCs w:val="24"/>
-          <w:lang w:val="en-US" w:eastAsia="zh-CN"/>
-        </w:rPr>
-        <w:t>水汽压</w:t>
-      </w:r>
-      <w:r>
-        <w:rPr>
-          <w:rFonts w:hint="default" w:ascii="Times New Roman" w:hAnsi="Times New Roman" w:eastAsia="仿宋" w:cs="Times New Roman"/>
-          <w:color w:val="000000"/>
-          <w:sz w:val="24"/>
-          <w:szCs w:val="24"/>
-          <w:lang w:val="en-US" w:eastAsia="zh-CN"/>
-        </w:rPr>
-        <w:t>变化在</w:t>
-      </w:r>
-      <w:r>
-        <w:rPr>
-          <w:rFonts w:hint="eastAsia" w:ascii="Times New Roman" w:hAnsi="Times New Roman" w:eastAsia="仿宋" w:cs="Times New Roman"/>
-          <w:color w:val="000000"/>
-          <w:sz w:val="24"/>
-          <w:szCs w:val="24"/>
-          <w:lang w:val="en-US" w:eastAsia="zh-CN"/>
-        </w:rPr>
-        <w:t>{{max_vapor_m1}}</w:t>
-      </w:r>
-      <w:r>
-        <w:rPr>
-          <w:rFonts w:hint="default" w:ascii="Times New Roman" w:hAnsi="Times New Roman" w:eastAsia="仿宋" w:cs="Times New Roman"/>
-          <w:color w:val="000000"/>
-          <w:sz w:val="24"/>
-          <w:szCs w:val="24"/>
-          <w:lang w:val="en-US" w:eastAsia="zh-CN"/>
-        </w:rPr>
-        <w:t>hPa（</w:t>
-      </w:r>
-      <w:r>
-        <w:rPr>
-          <w:rFonts w:hint="eastAsia" w:ascii="Times New Roman" w:hAnsi="Times New Roman" w:eastAsia="仿宋" w:cs="Times New Roman"/>
-          <w:color w:val="000000"/>
-          <w:sz w:val="24"/>
-          <w:szCs w:val="24"/>
-          <w:lang w:val="en-US" w:eastAsia="zh-CN"/>
-        </w:rPr>
-        <w:t>{{max_vapor_m1_month}}</w:t>
-      </w:r>
-      <w:r>
-        <w:rPr>
-          <w:rFonts w:hint="default" w:ascii="Times New Roman" w:hAnsi="Times New Roman" w:eastAsia="仿宋" w:cs="Times New Roman"/>
-          <w:color w:val="000000"/>
-          <w:sz w:val="24"/>
-          <w:szCs w:val="24"/>
-          <w:lang w:val="en-US" w:eastAsia="zh-CN"/>
-        </w:rPr>
-        <w:t>）～</w:t>
-      </w:r>
-      <w:r>
-        <w:rPr>
-          <w:rFonts w:hint="eastAsia" w:ascii="Times New Roman" w:hAnsi="Times New Roman" w:eastAsia="仿宋" w:cs="Times New Roman"/>
-          <w:color w:val="000000"/>
-          <w:sz w:val="24"/>
-          <w:szCs w:val="24"/>
-          <w:lang w:val="en-US" w:eastAsia="zh-CN"/>
-        </w:rPr>
-        <w:t>{{max_vapor_m2}}</w:t>
-      </w:r>
-      <w:r>
-        <w:rPr>
-          <w:rFonts w:hint="default" w:ascii="Times New Roman" w:hAnsi="Times New Roman" w:eastAsia="仿宋" w:cs="Times New Roman"/>
-          <w:color w:val="000000"/>
-          <w:sz w:val="24"/>
-          <w:szCs w:val="24"/>
-          <w:lang w:val="en-US" w:eastAsia="zh-CN"/>
-        </w:rPr>
-        <w:t>hPa（</w:t>
-      </w:r>
-      <w:r>
-        <w:rPr>
-          <w:rFonts w:hint="eastAsia" w:ascii="Times New Roman" w:hAnsi="Times New Roman" w:eastAsia="仿宋" w:cs="Times New Roman"/>
-          <w:color w:val="000000"/>
-          <w:sz w:val="24"/>
-          <w:szCs w:val="24"/>
-          <w:lang w:val="en-US" w:eastAsia="zh-CN"/>
-        </w:rPr>
-        <w:t>{{max_vapor_m2_month}}</w:t>
-      </w:r>
-      <w:r>
-        <w:rPr>
-          <w:rFonts w:hint="default" w:ascii="Times New Roman" w:hAnsi="Times New Roman" w:eastAsia="仿宋" w:cs="Times New Roman"/>
-          <w:color w:val="000000"/>
-          <w:sz w:val="24"/>
-          <w:szCs w:val="24"/>
-          <w:lang w:val="en-US" w:eastAsia="zh-CN"/>
-        </w:rPr>
-        <w:t>）之间（图</w:t>
-      </w:r>
-      <w:r>
-        <w:rPr>
-          <w:rFonts w:hint="eastAsia" w:ascii="Times New Roman" w:hAnsi="Times New Roman" w:eastAsia="仿宋" w:cs="Times New Roman"/>
-          <w:color w:val="000000"/>
-          <w:sz w:val="24"/>
-          <w:szCs w:val="24"/>
-          <w:lang w:val="en-US" w:eastAsia="zh-CN"/>
-        </w:rPr>
-        <w:t>5</w:t>
-      </w:r>
-      <w:r>
-        <w:rPr>
-          <w:rFonts w:hint="default" w:ascii="Times New Roman" w:hAnsi="Times New Roman" w:eastAsia="仿宋" w:cs="Times New Roman"/>
-          <w:color w:val="000000"/>
-          <w:sz w:val="24"/>
-          <w:szCs w:val="24"/>
-          <w:lang w:val="en-US" w:eastAsia="zh-CN"/>
-        </w:rPr>
-        <w:t>），平均最低</w:t>
-      </w:r>
-      <w:r>
-        <w:rPr>
-          <w:rFonts w:hint="eastAsia" w:ascii="Times New Roman" w:hAnsi="Times New Roman" w:eastAsia="仿宋" w:cs="Times New Roman"/>
-          <w:color w:val="000000"/>
-          <w:sz w:val="24"/>
-          <w:szCs w:val="24"/>
-          <w:lang w:val="en-US" w:eastAsia="zh-CN"/>
-        </w:rPr>
-        <w:t>水汽压</w:t>
-      </w:r>
-      <w:r>
-        <w:rPr>
-          <w:rFonts w:hint="default" w:ascii="Times New Roman" w:hAnsi="Times New Roman" w:eastAsia="仿宋" w:cs="Times New Roman"/>
-          <w:color w:val="000000"/>
-          <w:sz w:val="24"/>
-          <w:szCs w:val="24"/>
-          <w:lang w:val="en-US" w:eastAsia="zh-CN"/>
-        </w:rPr>
-        <w:t>变化在</w:t>
-      </w:r>
-      <w:r>
-        <w:rPr>
-          <w:rFonts w:hint="eastAsia" w:ascii="Times New Roman" w:hAnsi="Times New Roman" w:eastAsia="仿宋" w:cs="Times New Roman"/>
-          <w:color w:val="000000"/>
-          <w:sz w:val="24"/>
-          <w:szCs w:val="24"/>
-          <w:lang w:val="en-US" w:eastAsia="zh-CN"/>
-        </w:rPr>
-        <w:t>{{min_vapor_m1}}</w:t>
-      </w:r>
-      <w:r>
-        <w:rPr>
-          <w:rFonts w:hint="default" w:ascii="Times New Roman" w:hAnsi="Times New Roman" w:eastAsia="仿宋" w:cs="Times New Roman"/>
-          <w:color w:val="000000"/>
-          <w:sz w:val="24"/>
-          <w:szCs w:val="24"/>
-          <w:lang w:val="en-US" w:eastAsia="zh-CN"/>
-        </w:rPr>
-        <w:t>hPa（</w:t>
-      </w:r>
-      <w:r>
-        <w:rPr>
-          <w:rFonts w:hint="eastAsia" w:ascii="Times New Roman" w:hAnsi="Times New Roman" w:eastAsia="仿宋" w:cs="Times New Roman"/>
-          <w:color w:val="000000"/>
-          <w:sz w:val="24"/>
-          <w:szCs w:val="24"/>
-          <w:lang w:val="en-US" w:eastAsia="zh-CN"/>
-        </w:rPr>
-        <w:t>{{min_vapor_m1_month}}</w:t>
-      </w:r>
-      <w:r>
-        <w:rPr>
-          <w:rFonts w:hint="default" w:ascii="Times New Roman" w:hAnsi="Times New Roman" w:eastAsia="仿宋" w:cs="Times New Roman"/>
-          <w:color w:val="000000"/>
-          <w:sz w:val="24"/>
-          <w:szCs w:val="24"/>
-          <w:lang w:val="en-US" w:eastAsia="zh-CN"/>
-        </w:rPr>
-        <w:t>）～</w:t>
-      </w:r>
-      <w:r>
-        <w:rPr>
-          <w:rFonts w:hint="eastAsia" w:ascii="Times New Roman" w:hAnsi="Times New Roman" w:eastAsia="仿宋" w:cs="Times New Roman"/>
-          <w:color w:val="000000"/>
-          <w:sz w:val="24"/>
-          <w:szCs w:val="24"/>
-          <w:lang w:val="en-US" w:eastAsia="zh-CN"/>
-        </w:rPr>
-        <w:t>{{min_vapor_m2}}</w:t>
-      </w:r>
-      <w:r>
-        <w:rPr>
-          <w:rFonts w:hint="default" w:ascii="Times New Roman" w:hAnsi="Times New Roman" w:eastAsia="仿宋" w:cs="Times New Roman"/>
-          <w:color w:val="000000"/>
-          <w:sz w:val="24"/>
-          <w:szCs w:val="24"/>
-          <w:lang w:val="en-US" w:eastAsia="zh-CN"/>
-        </w:rPr>
-        <w:t>hPa（</w:t>
-      </w:r>
-      <w:r>
-        <w:rPr>
-          <w:rFonts w:hint="eastAsia" w:ascii="Times New Roman" w:hAnsi="Times New Roman" w:eastAsia="仿宋" w:cs="Times New Roman"/>
-          <w:color w:val="000000"/>
-          <w:sz w:val="24"/>
-          <w:szCs w:val="24"/>
-          <w:lang w:val="en-US" w:eastAsia="zh-CN"/>
-        </w:rPr>
-        <w:t>{{min_vapor_m2_month}}</w:t>
-      </w:r>
-      <w:r>
-        <w:rPr>
-          <w:rFonts w:hint="default" w:ascii="Times New Roman" w:hAnsi="Times New Roman" w:eastAsia="仿宋" w:cs="Times New Roman"/>
-          <w:color w:val="000000"/>
-          <w:sz w:val="24"/>
-          <w:szCs w:val="24"/>
-          <w:lang w:val="en-US" w:eastAsia="zh-CN"/>
-        </w:rPr>
-        <w:t>）之间（图</w:t>
-      </w:r>
-      <w:r>
-        <w:rPr>
-          <w:rFonts w:hint="eastAsia" w:ascii="Times New Roman" w:hAnsi="Times New Roman" w:eastAsia="仿宋" w:cs="Times New Roman"/>
+        <w:t>）</w:t>
+      </w:r>
+      <w:r>
+        <w:rPr>
+          <w:rFonts w:hint="eastAsia" w:cs="Times New Roman"/>
+          <w:color w:val="000000"/>
+          <w:sz w:val="24"/>
+          <w:szCs w:val="24"/>
+          <w:lang w:val="en-US" w:eastAsia="zh-CN"/>
+        </w:rPr>
+        <w:t>；</w:t>
+      </w:r>
+      <w:r>
+        <w:rPr>
+          <w:rFonts w:hint="default" w:ascii="Times New Roman" w:hAnsi="Times New Roman" w:eastAsia="仿宋" w:cs="Times New Roman"/>
+          <w:color w:val="000000"/>
+          <w:sz w:val="24"/>
+          <w:szCs w:val="24"/>
+          <w:lang w:val="en-US" w:eastAsia="zh-CN"/>
+        </w:rPr>
+        <w:t>平均最高</w:t>
+      </w:r>
+      <w:r>
+        <w:rPr>
+          <w:rFonts w:hint="eastAsia" w:cs="Times New Roman"/>
+          <w:color w:val="000000"/>
+          <w:sz w:val="24"/>
+          <w:szCs w:val="24"/>
+          <w:lang w:val="en-US" w:eastAsia="zh-CN"/>
+        </w:rPr>
+        <w:t>水汽压最高发生在</w:t>
+      </w:r>
+      <w:r>
+        <w:rPr>
+          <w:rFonts w:hint="default" w:ascii="Times New Roman" w:hAnsi="Times New Roman" w:eastAsia="仿宋" w:cs="Times New Roman"/>
+          <w:color w:val="000000"/>
+          <w:sz w:val="24"/>
+          <w:szCs w:val="24"/>
+          <w:lang w:val="en-US" w:eastAsia="zh-CN"/>
+        </w:rPr>
+        <w:t>{{</w:t>
+      </w:r>
+      <w:r>
+        <w:rPr>
+          <w:rFonts w:hint="eastAsia" w:cs="Times New Roman"/>
+          <w:color w:val="000000"/>
+          <w:sz w:val="24"/>
+          <w:szCs w:val="24"/>
+          <w:lang w:val="en-US" w:eastAsia="zh-CN"/>
+        </w:rPr>
+        <w:t>max</w:t>
+      </w:r>
+      <w:r>
+        <w:rPr>
+          <w:rFonts w:hint="default" w:ascii="Times New Roman" w:hAnsi="Times New Roman" w:eastAsia="仿宋" w:cs="Times New Roman"/>
+          <w:color w:val="000000"/>
+          <w:sz w:val="24"/>
+          <w:szCs w:val="24"/>
+          <w:lang w:val="en-US" w:eastAsia="zh-CN"/>
+        </w:rPr>
+        <w:t>_</w:t>
+      </w:r>
+      <w:r>
+        <w:rPr>
+          <w:rFonts w:hint="eastAsia" w:cs="Times New Roman"/>
+          <w:color w:val="000000"/>
+          <w:sz w:val="24"/>
+          <w:szCs w:val="24"/>
+          <w:lang w:val="en-US" w:eastAsia="zh-CN"/>
+        </w:rPr>
+        <w:t>vapor</w:t>
+      </w:r>
+      <w:r>
+        <w:rPr>
+          <w:rFonts w:hint="default" w:ascii="Times New Roman" w:hAnsi="Times New Roman" w:eastAsia="仿宋" w:cs="Times New Roman"/>
+          <w:color w:val="000000"/>
+          <w:sz w:val="24"/>
+          <w:szCs w:val="24"/>
+          <w:lang w:val="en-US" w:eastAsia="zh-CN"/>
+        </w:rPr>
+        <w:t>_m2_month}}</w:t>
+      </w:r>
+      <w:r>
+        <w:rPr>
+          <w:rFonts w:hint="eastAsia" w:cs="Times New Roman"/>
+          <w:color w:val="000000"/>
+          <w:sz w:val="24"/>
+          <w:szCs w:val="24"/>
+          <w:lang w:val="en-US" w:eastAsia="zh-CN"/>
+        </w:rPr>
+        <w:t>，为</w:t>
+      </w:r>
+      <w:r>
+        <w:rPr>
+          <w:rFonts w:hint="default" w:ascii="Times New Roman" w:hAnsi="Times New Roman" w:eastAsia="仿宋" w:cs="Times New Roman"/>
+          <w:color w:val="000000"/>
+          <w:sz w:val="24"/>
+          <w:szCs w:val="24"/>
+          <w:lang w:val="en-US" w:eastAsia="zh-CN"/>
+        </w:rPr>
+        <w:t>{{</w:t>
+      </w:r>
+      <w:r>
+        <w:rPr>
+          <w:rFonts w:hint="eastAsia" w:cs="Times New Roman"/>
+          <w:color w:val="000000"/>
+          <w:sz w:val="24"/>
+          <w:szCs w:val="24"/>
+          <w:lang w:val="en-US" w:eastAsia="zh-CN"/>
+        </w:rPr>
+        <w:t>max</w:t>
+      </w:r>
+      <w:r>
+        <w:rPr>
+          <w:rFonts w:hint="default" w:ascii="Times New Roman" w:hAnsi="Times New Roman" w:eastAsia="仿宋" w:cs="Times New Roman"/>
+          <w:color w:val="000000"/>
+          <w:sz w:val="24"/>
+          <w:szCs w:val="24"/>
+          <w:lang w:val="en-US" w:eastAsia="zh-CN"/>
+        </w:rPr>
+        <w:t>_</w:t>
+      </w:r>
+      <w:r>
+        <w:rPr>
+          <w:rFonts w:hint="eastAsia" w:cs="Times New Roman"/>
+          <w:color w:val="000000"/>
+          <w:sz w:val="24"/>
+          <w:szCs w:val="24"/>
+          <w:lang w:val="en-US" w:eastAsia="zh-CN"/>
+        </w:rPr>
+        <w:t>vapor</w:t>
+      </w:r>
+      <w:r>
+        <w:rPr>
+          <w:rFonts w:hint="default" w:ascii="Times New Roman" w:hAnsi="Times New Roman" w:eastAsia="仿宋" w:cs="Times New Roman"/>
+          <w:color w:val="000000"/>
+          <w:sz w:val="24"/>
+          <w:szCs w:val="24"/>
+          <w:lang w:val="en-US" w:eastAsia="zh-CN"/>
+        </w:rPr>
+        <w:t>_m</w:t>
+      </w:r>
+      <w:r>
+        <w:rPr>
+          <w:rFonts w:hint="eastAsia" w:cs="Times New Roman"/>
+          <w:color w:val="000000"/>
+          <w:sz w:val="24"/>
+          <w:szCs w:val="24"/>
+          <w:lang w:val="en-US" w:eastAsia="zh-CN"/>
+        </w:rPr>
+        <w:t>2</w:t>
+      </w:r>
+      <w:bookmarkStart w:id="0" w:name="_GoBack"/>
+      <w:bookmarkEnd w:id="0"/>
+      <w:r>
+        <w:rPr>
+          <w:rFonts w:hint="default" w:ascii="Times New Roman" w:hAnsi="Times New Roman" w:eastAsia="仿宋" w:cs="Times New Roman"/>
+          <w:color w:val="000000"/>
+          <w:sz w:val="24"/>
+          <w:szCs w:val="24"/>
+          <w:lang w:val="en-US" w:eastAsia="zh-CN"/>
+        </w:rPr>
+        <w:t>}}</w:t>
+      </w:r>
+      <w:r>
+        <w:rPr>
+          <w:rFonts w:hint="eastAsia" w:cs="Times New Roman"/>
+          <w:color w:val="000000"/>
+          <w:sz w:val="24"/>
+          <w:szCs w:val="24"/>
+          <w:lang w:val="en-US" w:eastAsia="zh-CN"/>
+        </w:rPr>
+        <w:t>hPa，最低发生在</w:t>
+      </w:r>
+      <w:r>
+        <w:rPr>
+          <w:rFonts w:hint="default" w:ascii="Times New Roman" w:hAnsi="Times New Roman" w:eastAsia="仿宋" w:cs="Times New Roman"/>
+          <w:color w:val="000000"/>
+          <w:sz w:val="24"/>
+          <w:szCs w:val="24"/>
+          <w:lang w:val="en-US" w:eastAsia="zh-CN"/>
+        </w:rPr>
+        <w:t>{{</w:t>
+      </w:r>
+      <w:r>
+        <w:rPr>
+          <w:rFonts w:hint="eastAsia" w:cs="Times New Roman"/>
+          <w:color w:val="000000"/>
+          <w:sz w:val="24"/>
+          <w:szCs w:val="24"/>
+          <w:lang w:val="en-US" w:eastAsia="zh-CN"/>
+        </w:rPr>
+        <w:t>max</w:t>
+      </w:r>
+      <w:r>
+        <w:rPr>
+          <w:rFonts w:hint="default" w:ascii="Times New Roman" w:hAnsi="Times New Roman" w:eastAsia="仿宋" w:cs="Times New Roman"/>
+          <w:color w:val="000000"/>
+          <w:sz w:val="24"/>
+          <w:szCs w:val="24"/>
+          <w:lang w:val="en-US" w:eastAsia="zh-CN"/>
+        </w:rPr>
+        <w:t>_</w:t>
+      </w:r>
+      <w:r>
+        <w:rPr>
+          <w:rFonts w:hint="eastAsia" w:cs="Times New Roman"/>
+          <w:color w:val="000000"/>
+          <w:sz w:val="24"/>
+          <w:szCs w:val="24"/>
+          <w:lang w:val="en-US" w:eastAsia="zh-CN"/>
+        </w:rPr>
+        <w:t>vapor</w:t>
+      </w:r>
+      <w:r>
+        <w:rPr>
+          <w:rFonts w:hint="default" w:ascii="Times New Roman" w:hAnsi="Times New Roman" w:eastAsia="仿宋" w:cs="Times New Roman"/>
+          <w:color w:val="000000"/>
+          <w:sz w:val="24"/>
+          <w:szCs w:val="24"/>
+          <w:lang w:val="en-US" w:eastAsia="zh-CN"/>
+        </w:rPr>
+        <w:t>_m1_month}}</w:t>
+      </w:r>
+      <w:r>
+        <w:rPr>
+          <w:rFonts w:hint="eastAsia" w:cs="Times New Roman"/>
+          <w:color w:val="000000"/>
+          <w:sz w:val="24"/>
+          <w:szCs w:val="24"/>
+          <w:lang w:val="en-US" w:eastAsia="zh-CN"/>
+        </w:rPr>
+        <w:t>，为</w:t>
+      </w:r>
+      <w:r>
+        <w:rPr>
+          <w:rFonts w:hint="default" w:ascii="Times New Roman" w:hAnsi="Times New Roman" w:eastAsia="仿宋" w:cs="Times New Roman"/>
+          <w:color w:val="000000"/>
+          <w:sz w:val="24"/>
+          <w:szCs w:val="24"/>
+          <w:lang w:val="en-US" w:eastAsia="zh-CN"/>
+        </w:rPr>
+        <w:t>{{</w:t>
+      </w:r>
+      <w:r>
+        <w:rPr>
+          <w:rFonts w:hint="eastAsia" w:cs="Times New Roman"/>
+          <w:color w:val="000000"/>
+          <w:sz w:val="24"/>
+          <w:szCs w:val="24"/>
+          <w:lang w:val="en-US" w:eastAsia="zh-CN"/>
+        </w:rPr>
+        <w:t>max</w:t>
+      </w:r>
+      <w:r>
+        <w:rPr>
+          <w:rFonts w:hint="default" w:ascii="Times New Roman" w:hAnsi="Times New Roman" w:eastAsia="仿宋" w:cs="Times New Roman"/>
+          <w:color w:val="000000"/>
+          <w:sz w:val="24"/>
+          <w:szCs w:val="24"/>
+          <w:lang w:val="en-US" w:eastAsia="zh-CN"/>
+        </w:rPr>
+        <w:t>_</w:t>
+      </w:r>
+      <w:r>
+        <w:rPr>
+          <w:rFonts w:hint="eastAsia" w:cs="Times New Roman"/>
+          <w:color w:val="000000"/>
+          <w:sz w:val="24"/>
+          <w:szCs w:val="24"/>
+          <w:lang w:val="en-US" w:eastAsia="zh-CN"/>
+        </w:rPr>
+        <w:t>vapor</w:t>
+      </w:r>
+      <w:r>
+        <w:rPr>
+          <w:rFonts w:hint="default" w:ascii="Times New Roman" w:hAnsi="Times New Roman" w:eastAsia="仿宋" w:cs="Times New Roman"/>
+          <w:color w:val="000000"/>
+          <w:sz w:val="24"/>
+          <w:szCs w:val="24"/>
+          <w:lang w:val="en-US" w:eastAsia="zh-CN"/>
+        </w:rPr>
+        <w:t>_m1}}</w:t>
+      </w:r>
+      <w:r>
+        <w:rPr>
+          <w:rFonts w:hint="eastAsia" w:cs="Times New Roman"/>
+          <w:color w:val="000000"/>
+          <w:sz w:val="24"/>
+          <w:szCs w:val="24"/>
+          <w:lang w:val="en-US" w:eastAsia="zh-CN"/>
+        </w:rPr>
+        <w:t>hPa</w:t>
+      </w:r>
+      <w:r>
+        <w:rPr>
+          <w:rFonts w:hint="default" w:ascii="Times New Roman" w:hAnsi="Times New Roman" w:eastAsia="仿宋" w:cs="Times New Roman"/>
+          <w:color w:val="000000"/>
+          <w:sz w:val="24"/>
+          <w:szCs w:val="24"/>
+          <w:lang w:val="en-US" w:eastAsia="zh-CN"/>
+        </w:rPr>
+        <w:t>（图5）</w:t>
+      </w:r>
+      <w:r>
+        <w:rPr>
+          <w:rFonts w:hint="eastAsia" w:cs="Times New Roman"/>
+          <w:color w:val="000000"/>
+          <w:sz w:val="24"/>
+          <w:szCs w:val="24"/>
+          <w:lang w:val="en-US" w:eastAsia="zh-CN"/>
+        </w:rPr>
+        <w:t>；</w:t>
+      </w:r>
+      <w:r>
+        <w:rPr>
+          <w:rFonts w:hint="default" w:ascii="Times New Roman" w:hAnsi="Times New Roman" w:eastAsia="仿宋" w:cs="Times New Roman"/>
+          <w:color w:val="000000"/>
+          <w:sz w:val="24"/>
+          <w:szCs w:val="24"/>
+          <w:lang w:val="en-US" w:eastAsia="zh-CN"/>
+        </w:rPr>
+        <w:t>平均最低</w:t>
+      </w:r>
+      <w:r>
+        <w:rPr>
+          <w:rFonts w:hint="eastAsia" w:cs="Times New Roman"/>
+          <w:color w:val="000000"/>
+          <w:sz w:val="24"/>
+          <w:szCs w:val="24"/>
+          <w:lang w:val="en-US" w:eastAsia="zh-CN"/>
+        </w:rPr>
+        <w:t>水汽压最高发生在</w:t>
+      </w:r>
+      <w:r>
+        <w:rPr>
+          <w:rFonts w:hint="default" w:ascii="Times New Roman" w:hAnsi="Times New Roman" w:eastAsia="仿宋" w:cs="Times New Roman"/>
+          <w:color w:val="000000"/>
+          <w:sz w:val="24"/>
+          <w:szCs w:val="24"/>
+          <w:lang w:val="en-US" w:eastAsia="zh-CN"/>
+        </w:rPr>
+        <w:t>{{min_</w:t>
+      </w:r>
+      <w:r>
+        <w:rPr>
+          <w:rFonts w:hint="eastAsia" w:cs="Times New Roman"/>
+          <w:color w:val="000000"/>
+          <w:sz w:val="24"/>
+          <w:szCs w:val="24"/>
+          <w:lang w:val="en-US" w:eastAsia="zh-CN"/>
+        </w:rPr>
+        <w:t>vapor</w:t>
+      </w:r>
+      <w:r>
+        <w:rPr>
+          <w:rFonts w:hint="default" w:ascii="Times New Roman" w:hAnsi="Times New Roman" w:eastAsia="仿宋" w:cs="Times New Roman"/>
+          <w:color w:val="000000"/>
+          <w:sz w:val="24"/>
+          <w:szCs w:val="24"/>
+          <w:lang w:val="en-US" w:eastAsia="zh-CN"/>
+        </w:rPr>
+        <w:t>_m2_month}}</w:t>
+      </w:r>
+      <w:r>
+        <w:rPr>
+          <w:rFonts w:hint="eastAsia" w:cs="Times New Roman"/>
+          <w:color w:val="000000"/>
+          <w:sz w:val="24"/>
+          <w:szCs w:val="24"/>
+          <w:lang w:val="en-US" w:eastAsia="zh-CN"/>
+        </w:rPr>
+        <w:t>，为</w:t>
+      </w:r>
+      <w:r>
+        <w:rPr>
+          <w:rFonts w:hint="default" w:ascii="Times New Roman" w:hAnsi="Times New Roman" w:eastAsia="仿宋" w:cs="Times New Roman"/>
+          <w:color w:val="000000"/>
+          <w:sz w:val="24"/>
+          <w:szCs w:val="24"/>
+          <w:lang w:val="en-US" w:eastAsia="zh-CN"/>
+        </w:rPr>
+        <w:t>{{min_</w:t>
+      </w:r>
+      <w:r>
+        <w:rPr>
+          <w:rFonts w:hint="eastAsia" w:cs="Times New Roman"/>
+          <w:color w:val="000000"/>
+          <w:sz w:val="24"/>
+          <w:szCs w:val="24"/>
+          <w:lang w:val="en-US" w:eastAsia="zh-CN"/>
+        </w:rPr>
+        <w:t>vapor</w:t>
+      </w:r>
+      <w:r>
+        <w:rPr>
+          <w:rFonts w:hint="default" w:ascii="Times New Roman" w:hAnsi="Times New Roman" w:eastAsia="仿宋" w:cs="Times New Roman"/>
+          <w:color w:val="000000"/>
+          <w:sz w:val="24"/>
+          <w:szCs w:val="24"/>
+          <w:lang w:val="en-US" w:eastAsia="zh-CN"/>
+        </w:rPr>
+        <w:t>_m2}}</w:t>
+      </w:r>
+      <w:r>
+        <w:rPr>
+          <w:rFonts w:hint="eastAsia" w:cs="Times New Roman"/>
+          <w:color w:val="000000"/>
+          <w:sz w:val="24"/>
+          <w:szCs w:val="24"/>
+          <w:lang w:val="en-US" w:eastAsia="zh-CN"/>
+        </w:rPr>
+        <w:t>hPa，最低发生在</w:t>
+      </w:r>
+      <w:r>
+        <w:rPr>
+          <w:rFonts w:hint="default" w:ascii="Times New Roman" w:hAnsi="Times New Roman" w:eastAsia="仿宋" w:cs="Times New Roman"/>
+          <w:color w:val="000000"/>
+          <w:sz w:val="24"/>
+          <w:szCs w:val="24"/>
+          <w:lang w:val="en-US" w:eastAsia="zh-CN"/>
+        </w:rPr>
+        <w:t>{{min_</w:t>
+      </w:r>
+      <w:r>
+        <w:rPr>
+          <w:rFonts w:hint="eastAsia" w:cs="Times New Roman"/>
+          <w:color w:val="000000"/>
+          <w:sz w:val="24"/>
+          <w:szCs w:val="24"/>
+          <w:lang w:val="en-US" w:eastAsia="zh-CN"/>
+        </w:rPr>
+        <w:t>vapor</w:t>
+      </w:r>
+      <w:r>
+        <w:rPr>
+          <w:rFonts w:hint="default" w:ascii="Times New Roman" w:hAnsi="Times New Roman" w:eastAsia="仿宋" w:cs="Times New Roman"/>
+          <w:color w:val="000000"/>
+          <w:sz w:val="24"/>
+          <w:szCs w:val="24"/>
+          <w:lang w:val="en-US" w:eastAsia="zh-CN"/>
+        </w:rPr>
+        <w:t>_m1_month}}</w:t>
+      </w:r>
+      <w:r>
+        <w:rPr>
+          <w:rFonts w:hint="eastAsia" w:cs="Times New Roman"/>
+          <w:color w:val="000000"/>
+          <w:sz w:val="24"/>
+          <w:szCs w:val="24"/>
+          <w:lang w:val="en-US" w:eastAsia="zh-CN"/>
+        </w:rPr>
+        <w:t>，为</w:t>
+      </w:r>
+      <w:r>
+        <w:rPr>
+          <w:rFonts w:hint="default" w:ascii="Times New Roman" w:hAnsi="Times New Roman" w:eastAsia="仿宋" w:cs="Times New Roman"/>
+          <w:color w:val="000000"/>
+          <w:sz w:val="24"/>
+          <w:szCs w:val="24"/>
+          <w:lang w:val="en-US" w:eastAsia="zh-CN"/>
+        </w:rPr>
+        <w:t>{{min_</w:t>
+      </w:r>
+      <w:r>
+        <w:rPr>
+          <w:rFonts w:hint="eastAsia" w:cs="Times New Roman"/>
+          <w:color w:val="000000"/>
+          <w:sz w:val="24"/>
+          <w:szCs w:val="24"/>
+          <w:lang w:val="en-US" w:eastAsia="zh-CN"/>
+        </w:rPr>
+        <w:t>vapor</w:t>
+      </w:r>
+      <w:r>
+        <w:rPr>
+          <w:rFonts w:hint="default" w:ascii="Times New Roman" w:hAnsi="Times New Roman" w:eastAsia="仿宋" w:cs="Times New Roman"/>
+          <w:color w:val="000000"/>
+          <w:sz w:val="24"/>
+          <w:szCs w:val="24"/>
+          <w:lang w:val="en-US" w:eastAsia="zh-CN"/>
+        </w:rPr>
+        <w:t>_m1}}</w:t>
+      </w:r>
+      <w:r>
+        <w:rPr>
+          <w:rFonts w:hint="eastAsia" w:cs="Times New Roman"/>
+          <w:color w:val="000000"/>
+          <w:sz w:val="24"/>
+          <w:szCs w:val="24"/>
+          <w:lang w:val="en-US" w:eastAsia="zh-CN"/>
+        </w:rPr>
+        <w:t>hPa</w:t>
+      </w:r>
+      <w:r>
+        <w:rPr>
+          <w:rFonts w:hint="default" w:ascii="Times New Roman" w:hAnsi="Times New Roman" w:eastAsia="仿宋" w:cs="Times New Roman"/>
+          <w:color w:val="000000"/>
+          <w:sz w:val="24"/>
+          <w:szCs w:val="24"/>
+          <w:lang w:val="en-US" w:eastAsia="zh-CN"/>
+        </w:rPr>
+        <w:t>（图</w:t>
+      </w:r>
+      <w:r>
+        <w:rPr>
+          <w:rFonts w:hint="eastAsia" w:cs="Times New Roman"/>
           <w:color w:val="000000"/>
           <w:sz w:val="24"/>
           <w:szCs w:val="24"/>
@@ -1474,7 +2644,27 @@
           <w:szCs w:val="24"/>
           <w:lang w:val="en-US" w:eastAsia="zh-CN"/>
         </w:rPr>
-        <w:t>）。整体看来，平均</w:t>
+        <w:t>）</w:t>
+      </w:r>
+      <w:r>
+        <w:rPr>
+          <w:rFonts w:hint="eastAsia" w:cs="Times New Roman"/>
+          <w:color w:val="000000"/>
+          <w:sz w:val="24"/>
+          <w:szCs w:val="24"/>
+          <w:lang w:val="en-US" w:eastAsia="zh-CN"/>
+        </w:rPr>
+        <w:t>。</w:t>
+      </w:r>
+      <w:r>
+        <w:rPr>
+          <w:rFonts w:hint="default" w:ascii="Times New Roman" w:hAnsi="Times New Roman" w:eastAsia="仿宋" w:cs="Times New Roman"/>
+          <w:color w:val="000000"/>
+          <w:sz w:val="24"/>
+          <w:szCs w:val="24"/>
+          <w:lang w:val="en-US" w:eastAsia="zh-CN"/>
+        </w:rPr>
+        <w:t>整体看来，平均</w:t>
       </w:r>
       <w:r>
         <w:rPr>
@@ -2163,7 +3353,7 @@
     <w:lsdException w:qFormat="1" w:unhideWhenUsed="0" w:uiPriority="0" w:semiHidden="0" w:name="Title"/>
     <w:lsdException w:unhideWhenUsed="0" w:uiPriority="0" w:semiHidden="0" w:name="Closing"/>
     <w:lsdException w:unhideWhenUsed="0" w:uiPriority="0" w:semiHidden="0" w:name="Signature"/>
-    <w:lsdException w:unhideWhenUsed="0" w:uiPriority="0" w:name="Default Paragraph Font"/>
+    <w:lsdException w:qFormat="1" w:unhideWhenUsed="0" w:uiPriority="0" w:name="Default Paragraph Font"/>
     <w:lsdException w:unhideWhenUsed="0" w:uiPriority="0" w:semiHidden="0" w:name="Body Text"/>
     <w:lsdException w:unhideWhenUsed="0" w:uiPriority="0" w:semiHidden="0" w:name="Body Text Indent"/>
     <w:lsdException w:unhideWhenUsed="0" w:uiPriority="0" w:semiHidden="0" w:name="List Continue"/>
@@ -2577,6 +3767,7 @@
   <w:style w:type="character" w:default="1" w:styleId="13">
     <w:name w:val="Default Paragraph Font"/>
     <w:semiHidden/>
+    <w:qFormat/>
     <w:uiPriority w:val="0"/>
   </w:style>
   <w:style w:type="table" w:default="1" w:styleId="11">
